--- a/apps/legal-docs-blueprints/templates/inversiones_Sociedad/anexo4/carta_incremento_mujer.docx
+++ b/apps/legal-docs-blueprints/templates/inversiones_Sociedad/anexo4/carta_incremento_mujer.docx
@@ -1,6 +1,6 @@
 
 <file path=word/document.xml><?xml version="1.0" encoding="utf-8"?>
-<w:document xmlns:o="urn:schemas-microsoft-com:office:office" xmlns:r="http://schemas.openxmlformats.org/officeDocument/2006/relationships" xmlns:v="urn:schemas-microsoft-com:vml" xmlns:w="http://schemas.openxmlformats.org/wordprocessingml/2006/main" xmlns:w10="urn:schemas-microsoft-com:office:word" xmlns:wp="http://schemas.openxmlformats.org/drawingml/2006/wordprocessingDrawing" xmlns:wps="http://schemas.microsoft.com/office/word/2010/wordprocessingShape" xmlns:wpg="http://schemas.microsoft.com/office/word/2010/wordprocessingGroup" xmlns:mc="http://schemas.openxmlformats.org/markup-compatibility/2006" xmlns:wp14="http://schemas.microsoft.com/office/word/2010/wordprocessingDrawing" xmlns:w14="http://schemas.microsoft.com/office/word/2010/wordml" xmlns:w15="http://schemas.microsoft.com/office/word/2012/wordml" mc:Ignorable="w14 wp14 w15">
+<w:document xmlns:o="urn:schemas-microsoft-com:office:office" xmlns:r="http://schemas.openxmlformats.org/officeDocument/2006/relationships" xmlns:v="urn:schemas-microsoft-com:vml" xmlns:w="http://schemas.openxmlformats.org/wordprocessingml/2006/main" xmlns:w10="urn:schemas-microsoft-com:office:word" xmlns:wp="http://schemas.openxmlformats.org/drawingml/2006/wordprocessingDrawing" xmlns:pic="http://schemas.openxmlformats.org/drawingml/2006/picture" xmlns:wps="http://schemas.microsoft.com/office/word/2010/wordprocessingShape" xmlns:wpg="http://schemas.microsoft.com/office/word/2010/wordprocessingGroup" xmlns:mc="http://schemas.openxmlformats.org/markup-compatibility/2006" xmlns:wp14="http://schemas.microsoft.com/office/word/2010/wordprocessingDrawing" xmlns:w14="http://schemas.microsoft.com/office/word/2010/wordml" xmlns:w15="http://schemas.microsoft.com/office/word/2012/wordml" mc:Ignorable="w14 wp14 w15">
   <w:body>
     <w:p>
       <w:pPr>
@@ -75,15 +75,13 @@
           <w:b/>
           <w:bCs/>
           <w:i w:val="false"/>
-          <w:i w:val="false"/>
-          <w:iCs w:val="false"/>
-          <w:caps w:val="false"/>
-          <w:smallCaps w:val="false"/>
-          <w:strike w:val="false"/>
-          <w:dstrike w:val="false"/>
-          <w:color w:val="000000"/>
-          <w:position w:val="0"/>
-          <w:sz w:val="22"/>
+          <w:iCs w:val="false"/>
+          <w:caps w:val="false"/>
+          <w:smallCaps w:val="false"/>
+          <w:strike w:val="false"/>
+          <w:dstrike w:val="false"/>
+          <w:color w:val="000000"/>
+          <w:position w:val="0"/>
           <w:sz w:val="22"/>
           <w:szCs w:val="22"/>
           <w:u w:val="none"/>
@@ -104,7 +102,6 @@
           <w:dstrike w:val="false"/>
           <w:color w:val="000000"/>
           <w:position w:val="0"/>
-          <w:sz w:val="22"/>
           <w:sz w:val="22"/>
           <w:szCs w:val="22"/>
           <w:u w:val="none"/>
@@ -134,36 +131,33 @@
           <w:b w:val="false"/>
           <w:bCs w:val="false"/>
           <w:i w:val="false"/>
-          <w:i w:val="false"/>
-          <w:iCs w:val="false"/>
-          <w:caps w:val="false"/>
-          <w:smallCaps w:val="false"/>
-          <w:strike w:val="false"/>
-          <w:dstrike w:val="false"/>
-          <w:color w:val="000000"/>
-          <w:position w:val="0"/>
-          <w:sz w:val="22"/>
-          <w:sz w:val="22"/>
-          <w:szCs w:val="22"/>
-          <w:u w:val="none"/>
-          <w:shd w:fill="auto" w:val="clear"/>
-          <w:vertAlign w:val="baseline"/>
-        </w:rPr>
-      </w:pPr>
-      <w:r>
-        <w:rPr>
-          <w:rFonts w:eastAsia="Cambria" w:cs="Cambria"/>
-          <w:b w:val="false"/>
-          <w:bCs w:val="false"/>
-          <w:i w:val="false"/>
-          <w:iCs w:val="false"/>
-          <w:caps w:val="false"/>
-          <w:smallCaps w:val="false"/>
-          <w:strike w:val="false"/>
-          <w:dstrike w:val="false"/>
-          <w:color w:val="000000"/>
-          <w:position w:val="0"/>
-          <w:sz w:val="22"/>
+          <w:iCs w:val="false"/>
+          <w:caps w:val="false"/>
+          <w:smallCaps w:val="false"/>
+          <w:strike w:val="false"/>
+          <w:dstrike w:val="false"/>
+          <w:color w:val="000000"/>
+          <w:position w:val="0"/>
+          <w:sz w:val="22"/>
+          <w:szCs w:val="22"/>
+          <w:u w:val="none"/>
+          <w:shd w:fill="auto" w:val="clear"/>
+          <w:vertAlign w:val="baseline"/>
+        </w:rPr>
+      </w:pPr>
+      <w:r>
+        <w:rPr>
+          <w:rFonts w:eastAsia="Cambria" w:cs="Cambria"/>
+          <w:b w:val="false"/>
+          <w:bCs w:val="false"/>
+          <w:i w:val="false"/>
+          <w:iCs w:val="false"/>
+          <w:caps w:val="false"/>
+          <w:smallCaps w:val="false"/>
+          <w:strike w:val="false"/>
+          <w:dstrike w:val="false"/>
+          <w:color w:val="000000"/>
+          <w:position w:val="0"/>
           <w:sz w:val="22"/>
           <w:szCs w:val="22"/>
           <w:u w:val="none"/>
@@ -193,35 +187,32 @@
           <w:b w:val="false"/>
           <w:bCs w:val="false"/>
           <w:i w:val="false"/>
-          <w:i w:val="false"/>
-          <w:iCs w:val="false"/>
-          <w:caps w:val="false"/>
-          <w:smallCaps w:val="false"/>
-          <w:strike w:val="false"/>
-          <w:dstrike w:val="false"/>
-          <w:color w:val="000000"/>
-          <w:position w:val="0"/>
-          <w:sz w:val="22"/>
-          <w:sz w:val="22"/>
-          <w:szCs w:val="22"/>
-          <w:shd w:fill="auto" w:val="clear"/>
-          <w:vertAlign w:val="baseline"/>
-        </w:rPr>
-      </w:pPr>
-      <w:r>
-        <w:rPr>
-          <w:rFonts w:eastAsia="Cambria" w:cs="Cambria"/>
-          <w:b w:val="false"/>
-          <w:bCs w:val="false"/>
-          <w:i w:val="false"/>
-          <w:iCs w:val="false"/>
-          <w:caps w:val="false"/>
-          <w:smallCaps w:val="false"/>
-          <w:strike w:val="false"/>
-          <w:dstrike w:val="false"/>
-          <w:color w:val="000000"/>
-          <w:position w:val="0"/>
-          <w:sz w:val="22"/>
+          <w:iCs w:val="false"/>
+          <w:caps w:val="false"/>
+          <w:smallCaps w:val="false"/>
+          <w:strike w:val="false"/>
+          <w:dstrike w:val="false"/>
+          <w:color w:val="000000"/>
+          <w:position w:val="0"/>
+          <w:sz w:val="22"/>
+          <w:szCs w:val="22"/>
+          <w:shd w:fill="auto" w:val="clear"/>
+          <w:vertAlign w:val="baseline"/>
+        </w:rPr>
+      </w:pPr>
+      <w:r>
+        <w:rPr>
+          <w:rFonts w:eastAsia="Cambria" w:cs="Cambria"/>
+          <w:b w:val="false"/>
+          <w:bCs w:val="false"/>
+          <w:i w:val="false"/>
+          <w:iCs w:val="false"/>
+          <w:caps w:val="false"/>
+          <w:smallCaps w:val="false"/>
+          <w:strike w:val="false"/>
+          <w:dstrike w:val="false"/>
+          <w:color w:val="000000"/>
+          <w:position w:val="0"/>
           <w:sz w:val="22"/>
           <w:szCs w:val="22"/>
           <w:shd w:fill="auto" w:val="clear"/>
@@ -249,7 +240,6 @@
               <w:color w:val="000000"/>
               <w:position w:val="0"/>
               <w:sz w:val="22"/>
-              <w:sz w:val="22"/>
               <w:szCs w:val="22"/>
               <w:shd w:fill="auto" w:val="clear"/>
               <w:vertAlign w:val="baseline"/>
@@ -269,7 +259,6 @@
               <w:color w:val="000000"/>
               <w:position w:val="0"/>
               <w:sz w:val="22"/>
-              <w:sz w:val="22"/>
               <w:szCs w:val="22"/>
               <w:shd w:fill="auto" w:val="clear"/>
               <w:vertAlign w:val="baseline"/>
@@ -291,7 +280,6 @@
           <w:color w:val="000000"/>
           <w:position w:val="0"/>
           <w:sz w:val="22"/>
-          <w:sz w:val="22"/>
           <w:szCs w:val="22"/>
           <w:shd w:fill="auto" w:val="clear"/>
           <w:vertAlign w:val="baseline"/>
@@ -312,7 +300,6 @@
           <w:color w:val="000000"/>
           <w:position w:val="0"/>
           <w:sz w:val="22"/>
-          <w:sz w:val="22"/>
           <w:szCs w:val="22"/>
           <w:shd w:fill="auto" w:val="clear"/>
           <w:vertAlign w:val="baseline"/>
@@ -333,7 +320,6 @@
           <w:color w:val="000000"/>
           <w:position w:val="0"/>
           <w:sz w:val="22"/>
-          <w:sz w:val="22"/>
           <w:szCs w:val="22"/>
           <w:u w:val="none"/>
           <w:shd w:fill="auto" w:val="clear"/>
@@ -354,7 +340,6 @@
           <w:dstrike w:val="false"/>
           <w:color w:val="000000"/>
           <w:position w:val="0"/>
-          <w:sz w:val="22"/>
           <w:sz w:val="22"/>
           <w:szCs w:val="22"/>
           <w:shd w:fill="auto" w:val="clear"/>
@@ -379,35 +364,32 @@
           <w:b w:val="false"/>
           <w:bCs w:val="false"/>
           <w:i w:val="false"/>
-          <w:i w:val="false"/>
-          <w:iCs w:val="false"/>
-          <w:caps w:val="false"/>
-          <w:smallCaps w:val="false"/>
-          <w:strike w:val="false"/>
-          <w:dstrike w:val="false"/>
-          <w:color w:val="000000"/>
-          <w:position w:val="0"/>
-          <w:sz w:val="22"/>
-          <w:sz w:val="22"/>
-          <w:szCs w:val="22"/>
-          <w:shd w:fill="auto" w:val="clear"/>
-          <w:vertAlign w:val="baseline"/>
-        </w:rPr>
-      </w:pPr>
-      <w:r>
-        <w:rPr>
-          <w:rFonts w:eastAsia="Cambria" w:cs="Cambria"/>
-          <w:b w:val="false"/>
-          <w:bCs w:val="false"/>
-          <w:i w:val="false"/>
-          <w:iCs w:val="false"/>
-          <w:caps w:val="false"/>
-          <w:smallCaps w:val="false"/>
-          <w:strike w:val="false"/>
-          <w:dstrike w:val="false"/>
-          <w:color w:val="000000"/>
-          <w:position w:val="0"/>
-          <w:sz w:val="22"/>
+          <w:iCs w:val="false"/>
+          <w:caps w:val="false"/>
+          <w:smallCaps w:val="false"/>
+          <w:strike w:val="false"/>
+          <w:dstrike w:val="false"/>
+          <w:color w:val="000000"/>
+          <w:position w:val="0"/>
+          <w:sz w:val="22"/>
+          <w:szCs w:val="22"/>
+          <w:shd w:fill="auto" w:val="clear"/>
+          <w:vertAlign w:val="baseline"/>
+        </w:rPr>
+      </w:pPr>
+      <w:r>
+        <w:rPr>
+          <w:rFonts w:eastAsia="Cambria" w:cs="Cambria"/>
+          <w:b w:val="false"/>
+          <w:bCs w:val="false"/>
+          <w:i w:val="false"/>
+          <w:iCs w:val="false"/>
+          <w:caps w:val="false"/>
+          <w:smallCaps w:val="false"/>
+          <w:strike w:val="false"/>
+          <w:dstrike w:val="false"/>
+          <w:color w:val="000000"/>
+          <w:position w:val="0"/>
           <w:sz w:val="22"/>
           <w:szCs w:val="22"/>
           <w:shd w:fill="auto" w:val="clear"/>
@@ -431,36 +413,33 @@
           <w:b w:val="false"/>
           <w:bCs w:val="false"/>
           <w:i w:val="false"/>
-          <w:i w:val="false"/>
-          <w:iCs w:val="false"/>
-          <w:caps w:val="false"/>
-          <w:smallCaps w:val="false"/>
-          <w:strike w:val="false"/>
-          <w:dstrike w:val="false"/>
-          <w:color w:val="000000"/>
-          <w:position w:val="0"/>
-          <w:sz w:val="22"/>
-          <w:sz w:val="22"/>
-          <w:szCs w:val="22"/>
-          <w:u w:val="none"/>
-          <w:shd w:fill="auto" w:val="clear"/>
-          <w:vertAlign w:val="baseline"/>
-        </w:rPr>
-      </w:pPr>
-      <w:r>
-        <w:rPr>
-          <w:rFonts w:eastAsia="Cambria" w:cs="Cambria"/>
-          <w:b w:val="false"/>
-          <w:bCs w:val="false"/>
-          <w:i w:val="false"/>
-          <w:iCs w:val="false"/>
-          <w:caps w:val="false"/>
-          <w:smallCaps w:val="false"/>
-          <w:strike w:val="false"/>
-          <w:dstrike w:val="false"/>
-          <w:color w:val="000000"/>
-          <w:position w:val="0"/>
-          <w:sz w:val="22"/>
+          <w:iCs w:val="false"/>
+          <w:caps w:val="false"/>
+          <w:smallCaps w:val="false"/>
+          <w:strike w:val="false"/>
+          <w:dstrike w:val="false"/>
+          <w:color w:val="000000"/>
+          <w:position w:val="0"/>
+          <w:sz w:val="22"/>
+          <w:szCs w:val="22"/>
+          <w:u w:val="none"/>
+          <w:shd w:fill="auto" w:val="clear"/>
+          <w:vertAlign w:val="baseline"/>
+        </w:rPr>
+      </w:pPr>
+      <w:r>
+        <w:rPr>
+          <w:rFonts w:eastAsia="Cambria" w:cs="Cambria"/>
+          <w:b w:val="false"/>
+          <w:bCs w:val="false"/>
+          <w:i w:val="false"/>
+          <w:iCs w:val="false"/>
+          <w:caps w:val="false"/>
+          <w:smallCaps w:val="false"/>
+          <w:strike w:val="false"/>
+          <w:dstrike w:val="false"/>
+          <w:color w:val="000000"/>
+          <w:position w:val="0"/>
           <w:sz w:val="22"/>
           <w:szCs w:val="22"/>
           <w:u w:val="none"/>
@@ -485,36 +464,33 @@
           <w:b w:val="false"/>
           <w:bCs w:val="false"/>
           <w:i w:val="false"/>
-          <w:i w:val="false"/>
-          <w:iCs w:val="false"/>
-          <w:caps w:val="false"/>
-          <w:smallCaps w:val="false"/>
-          <w:strike w:val="false"/>
-          <w:dstrike w:val="false"/>
-          <w:color w:val="000000"/>
-          <w:position w:val="0"/>
-          <w:sz w:val="22"/>
-          <w:sz w:val="22"/>
-          <w:szCs w:val="22"/>
-          <w:u w:val="none"/>
-          <w:shd w:fill="auto" w:val="clear"/>
-          <w:vertAlign w:val="baseline"/>
-        </w:rPr>
-      </w:pPr>
-      <w:r>
-        <w:rPr>
-          <w:rFonts w:eastAsia="Cambria" w:cs="Cambria"/>
-          <w:b w:val="false"/>
-          <w:bCs w:val="false"/>
-          <w:i w:val="false"/>
-          <w:iCs w:val="false"/>
-          <w:caps w:val="false"/>
-          <w:smallCaps w:val="false"/>
-          <w:strike w:val="false"/>
-          <w:dstrike w:val="false"/>
-          <w:color w:val="000000"/>
-          <w:position w:val="0"/>
-          <w:sz w:val="22"/>
+          <w:iCs w:val="false"/>
+          <w:caps w:val="false"/>
+          <w:smallCaps w:val="false"/>
+          <w:strike w:val="false"/>
+          <w:dstrike w:val="false"/>
+          <w:color w:val="000000"/>
+          <w:position w:val="0"/>
+          <w:sz w:val="22"/>
+          <w:szCs w:val="22"/>
+          <w:u w:val="none"/>
+          <w:shd w:fill="auto" w:val="clear"/>
+          <w:vertAlign w:val="baseline"/>
+        </w:rPr>
+      </w:pPr>
+      <w:r>
+        <w:rPr>
+          <w:rFonts w:eastAsia="Cambria" w:cs="Cambria"/>
+          <w:b w:val="false"/>
+          <w:bCs w:val="false"/>
+          <w:i w:val="false"/>
+          <w:iCs w:val="false"/>
+          <w:caps w:val="false"/>
+          <w:smallCaps w:val="false"/>
+          <w:strike w:val="false"/>
+          <w:dstrike w:val="false"/>
+          <w:color w:val="000000"/>
+          <w:position w:val="0"/>
           <w:sz w:val="22"/>
           <w:szCs w:val="22"/>
           <w:u w:val="none"/>
@@ -539,36 +515,33 @@
           <w:b w:val="false"/>
           <w:bCs w:val="false"/>
           <w:i w:val="false"/>
-          <w:i w:val="false"/>
-          <w:iCs w:val="false"/>
-          <w:caps w:val="false"/>
-          <w:smallCaps w:val="false"/>
-          <w:strike w:val="false"/>
-          <w:dstrike w:val="false"/>
-          <w:color w:val="000000"/>
-          <w:position w:val="0"/>
-          <w:sz w:val="22"/>
-          <w:sz w:val="22"/>
-          <w:szCs w:val="22"/>
-          <w:u w:val="none"/>
-          <w:shd w:fill="auto" w:val="clear"/>
-          <w:vertAlign w:val="baseline"/>
-        </w:rPr>
-      </w:pPr>
-      <w:r>
-        <w:rPr>
-          <w:rFonts w:eastAsia="Cambria" w:cs="Cambria"/>
-          <w:b w:val="false"/>
-          <w:bCs w:val="false"/>
-          <w:i w:val="false"/>
-          <w:iCs w:val="false"/>
-          <w:caps w:val="false"/>
-          <w:smallCaps w:val="false"/>
-          <w:strike w:val="false"/>
-          <w:dstrike w:val="false"/>
-          <w:color w:val="000000"/>
-          <w:position w:val="0"/>
-          <w:sz w:val="22"/>
+          <w:iCs w:val="false"/>
+          <w:caps w:val="false"/>
+          <w:smallCaps w:val="false"/>
+          <w:strike w:val="false"/>
+          <w:dstrike w:val="false"/>
+          <w:color w:val="000000"/>
+          <w:position w:val="0"/>
+          <w:sz w:val="22"/>
+          <w:szCs w:val="22"/>
+          <w:u w:val="none"/>
+          <w:shd w:fill="auto" w:val="clear"/>
+          <w:vertAlign w:val="baseline"/>
+        </w:rPr>
+      </w:pPr>
+      <w:r>
+        <w:rPr>
+          <w:rFonts w:eastAsia="Cambria" w:cs="Cambria"/>
+          <w:b w:val="false"/>
+          <w:bCs w:val="false"/>
+          <w:i w:val="false"/>
+          <w:iCs w:val="false"/>
+          <w:caps w:val="false"/>
+          <w:smallCaps w:val="false"/>
+          <w:strike w:val="false"/>
+          <w:dstrike w:val="false"/>
+          <w:color w:val="000000"/>
+          <w:position w:val="0"/>
           <w:sz w:val="22"/>
           <w:szCs w:val="22"/>
           <w:u w:val="none"/>
@@ -619,36 +592,33 @@
           <w:b w:val="false"/>
           <w:bCs w:val="false"/>
           <w:i w:val="false"/>
-          <w:i w:val="false"/>
-          <w:iCs w:val="false"/>
-          <w:caps w:val="false"/>
-          <w:smallCaps w:val="false"/>
-          <w:strike w:val="false"/>
-          <w:dstrike w:val="false"/>
-          <w:color w:val="000000"/>
-          <w:position w:val="0"/>
-          <w:sz w:val="22"/>
-          <w:sz w:val="22"/>
-          <w:szCs w:val="22"/>
-          <w:u w:val="none"/>
-          <w:shd w:fill="auto" w:val="clear"/>
-          <w:vertAlign w:val="baseline"/>
-        </w:rPr>
-      </w:pPr>
-      <w:r>
-        <w:rPr>
-          <w:rFonts w:eastAsia="Cambria" w:cs="Cambria"/>
-          <w:b w:val="false"/>
-          <w:bCs w:val="false"/>
-          <w:i w:val="false"/>
-          <w:iCs w:val="false"/>
-          <w:caps w:val="false"/>
-          <w:smallCaps w:val="false"/>
-          <w:strike w:val="false"/>
-          <w:dstrike w:val="false"/>
-          <w:color w:val="000000"/>
-          <w:position w:val="0"/>
-          <w:sz w:val="22"/>
+          <w:iCs w:val="false"/>
+          <w:caps w:val="false"/>
+          <w:smallCaps w:val="false"/>
+          <w:strike w:val="false"/>
+          <w:dstrike w:val="false"/>
+          <w:color w:val="000000"/>
+          <w:position w:val="0"/>
+          <w:sz w:val="22"/>
+          <w:szCs w:val="22"/>
+          <w:u w:val="none"/>
+          <w:shd w:fill="auto" w:val="clear"/>
+          <w:vertAlign w:val="baseline"/>
+        </w:rPr>
+      </w:pPr>
+      <w:r>
+        <w:rPr>
+          <w:rFonts w:eastAsia="Cambria" w:cs="Cambria"/>
+          <w:b w:val="false"/>
+          <w:bCs w:val="false"/>
+          <w:i w:val="false"/>
+          <w:iCs w:val="false"/>
+          <w:caps w:val="false"/>
+          <w:smallCaps w:val="false"/>
+          <w:strike w:val="false"/>
+          <w:dstrike w:val="false"/>
+          <w:color w:val="000000"/>
+          <w:position w:val="0"/>
           <w:sz w:val="22"/>
           <w:szCs w:val="22"/>
           <w:u w:val="none"/>
@@ -677,7 +647,6 @@
               <w:color w:val="000000"/>
               <w:position w:val="0"/>
               <w:sz w:val="22"/>
-              <w:sz w:val="22"/>
               <w:szCs w:val="22"/>
               <w:u w:val="none"/>
               <w:shd w:fill="auto" w:val="clear"/>
@@ -697,7 +666,6 @@
               <w:dstrike w:val="false"/>
               <w:color w:val="000000"/>
               <w:position w:val="0"/>
-              <w:sz w:val="22"/>
               <w:sz w:val="22"/>
               <w:szCs w:val="22"/>
               <w:u w:val="none"/>
@@ -727,6 +695,746 @@
               <w:color w:val="000000"/>
               <w:position w:val="0"/>
               <w:sz w:val="22"/>
+              <w:szCs w:val="22"/>
+              <w:u w:val="none"/>
+              <w:shd w:fill="auto" w:val="clear"/>
+              <w:vertAlign w:val="baseline"/>
+            </w:rPr>
+          </w:r>
+          <w:r>
+            <w:rPr>
+              <w:rFonts w:eastAsia="Cambria" w:cs="Cambria"/>
+              <w:b w:val="false"/>
+              <w:bCs w:val="false"/>
+              <w:i w:val="false"/>
+              <w:iCs w:val="false"/>
+              <w:caps w:val="false"/>
+              <w:smallCaps w:val="false"/>
+              <w:strike w:val="false"/>
+              <w:dstrike w:val="false"/>
+              <w:color w:val="000000"/>
+              <w:position w:val="0"/>
+              <w:sz w:val="22"/>
+              <w:szCs w:val="22"/>
+              <w:u w:val="none"/>
+              <w:shd w:fill="auto" w:val="clear"/>
+              <w:vertAlign w:val="baseline"/>
+            </w:rPr>
+          </w:r>
+        </w:sdtContent>
+      </w:sdt>
+      <w:r>
+        <w:rPr>
+          <w:rFonts w:eastAsia="Cambria" w:cs="Cambria"/>
+          <w:b/>
+          <w:bCs/>
+          <w:i w:val="false"/>
+          <w:iCs w:val="false"/>
+          <w:caps w:val="false"/>
+          <w:smallCaps w:val="false"/>
+          <w:strike w:val="false"/>
+          <w:dstrike w:val="false"/>
+          <w:color w:val="000000"/>
+          <w:position w:val="0"/>
+          <w:sz w:val="22"/>
+          <w:szCs w:val="22"/>
+          <w:u w:val="none"/>
+          <w:shd w:fill="auto" w:val="clear"/>
+          <w:vertAlign w:val="baseline"/>
+        </w:rPr>
+        <w:t>{nombreCompleto}</w:t>
+      </w:r>
+      <w:r>
+        <w:rPr>
+          <w:rFonts w:eastAsia="Cambria" w:cs="Cambria"/>
+          <w:b w:val="false"/>
+          <w:bCs w:val="false"/>
+          <w:i w:val="false"/>
+          <w:iCs w:val="false"/>
+          <w:caps w:val="false"/>
+          <w:smallCaps w:val="false"/>
+          <w:strike w:val="false"/>
+          <w:dstrike w:val="false"/>
+          <w:color w:val="000000"/>
+          <w:position w:val="0"/>
+          <w:sz w:val="22"/>
+          <w:szCs w:val="22"/>
+          <w:u w:val="none"/>
+          <w:shd w:fill="auto" w:val="clear"/>
+          <w:vertAlign w:val="baseline"/>
+        </w:rPr>
+        <w:t xml:space="preserve">, en representación de la entidad denominada </w:t>
+      </w:r>
+      <w:r>
+        <w:rPr>
+          <w:rFonts w:eastAsia="Cambria" w:cs="Cambria"/>
+          <w:b w:val="false"/>
+          <w:bCs w:val="false"/>
+          <w:i w:val="false"/>
+          <w:iCs w:val="false"/>
+          <w:caps w:val="false"/>
+          <w:smallCaps w:val="false"/>
+          <w:strike w:val="false"/>
+          <w:dstrike w:val="false"/>
+          <w:color w:val="000000"/>
+          <w:position w:val="0"/>
+          <w:sz w:val="22"/>
+          <w:szCs w:val="22"/>
+          <w:u w:val="none"/>
+          <w:shd w:fill="auto" w:val="clear"/>
+          <w:vertAlign w:val="baseline"/>
+        </w:rPr>
+        <w:t>{</w:t>
+      </w:r>
+      <w:r>
+        <w:rPr>
+          <w:rFonts w:eastAsia="Cambria" w:cs="Cambria"/>
+          <w:b w:val="false"/>
+          <w:bCs w:val="false"/>
+          <w:i w:val="false"/>
+          <w:iCs w:val="false"/>
+          <w:caps w:val="false"/>
+          <w:smallCaps w:val="false"/>
+          <w:strike w:val="false"/>
+          <w:dstrike w:val="false"/>
+          <w:color w:val="000000"/>
+          <w:position w:val="0"/>
+          <w:sz w:val="22"/>
+          <w:szCs w:val="22"/>
+          <w:u w:val="none"/>
+          <w:shd w:fill="auto" w:val="clear"/>
+          <w:vertAlign w:val="baseline"/>
+        </w:rPr>
+        <w:t>n</w:t>
+      </w:r>
+      <w:r>
+        <w:rPr>
+          <w:rFonts w:eastAsia="Cambria" w:cs="Cambria"/>
+          <w:b w:val="false"/>
+          <w:bCs w:val="false"/>
+          <w:i w:val="false"/>
+          <w:iCs w:val="false"/>
+          <w:caps w:val="false"/>
+          <w:smallCaps w:val="false"/>
+          <w:strike w:val="false"/>
+          <w:dstrike w:val="false"/>
+          <w:color w:val="000000"/>
+          <w:position w:val="0"/>
+          <w:sz w:val="22"/>
+          <w:szCs w:val="22"/>
+          <w:u w:val="none"/>
+          <w:shd w:fill="auto" w:val="clear"/>
+          <w:vertAlign w:val="baseline"/>
+        </w:rPr>
+        <w:t>o</w:t>
+      </w:r>
+      <w:r>
+        <w:rPr>
+          <w:rFonts w:eastAsia="Cambria" w:cs="Cambria"/>
+          <w:b w:val="false"/>
+          <w:bCs w:val="false"/>
+          <w:i w:val="false"/>
+          <w:iCs w:val="false"/>
+          <w:caps w:val="false"/>
+          <w:smallCaps w:val="false"/>
+          <w:strike w:val="false"/>
+          <w:dstrike w:val="false"/>
+          <w:color w:val="000000"/>
+          <w:position w:val="0"/>
+          <w:sz w:val="22"/>
+          <w:szCs w:val="22"/>
+          <w:u w:val="none"/>
+          <w:shd w:fill="auto" w:val="clear"/>
+          <w:vertAlign w:val="baseline"/>
+        </w:rPr>
+        <w:t>m</w:t>
+      </w:r>
+      <w:r>
+        <w:rPr>
+          <w:rFonts w:eastAsia="Cambria" w:cs="Cambria"/>
+          <w:b w:val="false"/>
+          <w:bCs w:val="false"/>
+          <w:i w:val="false"/>
+          <w:iCs w:val="false"/>
+          <w:caps w:val="false"/>
+          <w:smallCaps w:val="false"/>
+          <w:strike w:val="false"/>
+          <w:dstrike w:val="false"/>
+          <w:color w:val="000000"/>
+          <w:position w:val="0"/>
+          <w:sz w:val="22"/>
+          <w:szCs w:val="22"/>
+          <w:u w:val="none"/>
+          <w:shd w:fill="auto" w:val="clear"/>
+          <w:vertAlign w:val="baseline"/>
+        </w:rPr>
+        <w:t>b</w:t>
+      </w:r>
+      <w:r>
+        <w:rPr>
+          <w:rFonts w:eastAsia="Cambria" w:cs="Cambria"/>
+          <w:b w:val="false"/>
+          <w:bCs w:val="false"/>
+          <w:i w:val="false"/>
+          <w:iCs w:val="false"/>
+          <w:caps w:val="false"/>
+          <w:smallCaps w:val="false"/>
+          <w:strike w:val="false"/>
+          <w:dstrike w:val="false"/>
+          <w:color w:val="000000"/>
+          <w:position w:val="0"/>
+          <w:sz w:val="22"/>
+          <w:szCs w:val="22"/>
+          <w:u w:val="none"/>
+          <w:shd w:fill="auto" w:val="clear"/>
+          <w:vertAlign w:val="baseline"/>
+        </w:rPr>
+        <w:t>r</w:t>
+      </w:r>
+      <w:r>
+        <w:rPr>
+          <w:rFonts w:eastAsia="Cambria" w:cs="Cambria"/>
+          <w:b w:val="false"/>
+          <w:bCs w:val="false"/>
+          <w:i w:val="false"/>
+          <w:iCs w:val="false"/>
+          <w:caps w:val="false"/>
+          <w:smallCaps w:val="false"/>
+          <w:strike w:val="false"/>
+          <w:dstrike w:val="false"/>
+          <w:color w:val="000000"/>
+          <w:position w:val="0"/>
+          <w:sz w:val="22"/>
+          <w:szCs w:val="22"/>
+          <w:u w:val="none"/>
+          <w:shd w:fill="auto" w:val="clear"/>
+          <w:vertAlign w:val="baseline"/>
+        </w:rPr>
+        <w:t>e</w:t>
+      </w:r>
+      <w:r>
+        <w:rPr>
+          <w:rFonts w:eastAsia="Cambria" w:cs="Cambria"/>
+          <w:b w:val="false"/>
+          <w:bCs w:val="false"/>
+          <w:i w:val="false"/>
+          <w:iCs w:val="false"/>
+          <w:caps w:val="false"/>
+          <w:smallCaps w:val="false"/>
+          <w:strike w:val="false"/>
+          <w:dstrike w:val="false"/>
+          <w:color w:val="000000"/>
+          <w:position w:val="0"/>
+          <w:sz w:val="22"/>
+          <w:szCs w:val="22"/>
+          <w:u w:val="none"/>
+          <w:shd w:fill="auto" w:val="clear"/>
+          <w:vertAlign w:val="baseline"/>
+        </w:rPr>
+        <w:t>S</w:t>
+      </w:r>
+      <w:r>
+        <w:rPr>
+          <w:rFonts w:eastAsia="Cambria" w:cs="Cambria"/>
+          <w:b w:val="false"/>
+          <w:bCs w:val="false"/>
+          <w:i w:val="false"/>
+          <w:iCs w:val="false"/>
+          <w:caps w:val="false"/>
+          <w:smallCaps w:val="false"/>
+          <w:strike w:val="false"/>
+          <w:dstrike w:val="false"/>
+          <w:color w:val="000000"/>
+          <w:position w:val="0"/>
+          <w:sz w:val="22"/>
+          <w:szCs w:val="22"/>
+          <w:u w:val="none"/>
+          <w:shd w:fill="auto" w:val="clear"/>
+          <w:vertAlign w:val="baseline"/>
+        </w:rPr>
+        <w:t>o</w:t>
+      </w:r>
+      <w:r>
+        <w:rPr>
+          <w:rFonts w:eastAsia="Cambria" w:cs="Cambria"/>
+          <w:b w:val="false"/>
+          <w:bCs w:val="false"/>
+          <w:i w:val="false"/>
+          <w:iCs w:val="false"/>
+          <w:caps w:val="false"/>
+          <w:smallCaps w:val="false"/>
+          <w:strike w:val="false"/>
+          <w:dstrike w:val="false"/>
+          <w:color w:val="000000"/>
+          <w:position w:val="0"/>
+          <w:sz w:val="22"/>
+          <w:szCs w:val="22"/>
+          <w:u w:val="none"/>
+          <w:shd w:fill="auto" w:val="clear"/>
+          <w:vertAlign w:val="baseline"/>
+        </w:rPr>
+        <w:t>c</w:t>
+      </w:r>
+      <w:r>
+        <w:rPr>
+          <w:rFonts w:eastAsia="Cambria" w:cs="Cambria"/>
+          <w:b w:val="false"/>
+          <w:bCs w:val="false"/>
+          <w:i w:val="false"/>
+          <w:iCs w:val="false"/>
+          <w:caps w:val="false"/>
+          <w:smallCaps w:val="false"/>
+          <w:strike w:val="false"/>
+          <w:dstrike w:val="false"/>
+          <w:color w:val="000000"/>
+          <w:position w:val="0"/>
+          <w:sz w:val="22"/>
+          <w:szCs w:val="22"/>
+          <w:u w:val="none"/>
+          <w:shd w:fill="auto" w:val="clear"/>
+          <w:vertAlign w:val="baseline"/>
+        </w:rPr>
+        <w:t>i</w:t>
+      </w:r>
+      <w:r>
+        <w:rPr>
+          <w:rFonts w:eastAsia="Cambria" w:cs="Cambria"/>
+          <w:b w:val="false"/>
+          <w:bCs w:val="false"/>
+          <w:i w:val="false"/>
+          <w:iCs w:val="false"/>
+          <w:caps w:val="false"/>
+          <w:smallCaps w:val="false"/>
+          <w:strike w:val="false"/>
+          <w:dstrike w:val="false"/>
+          <w:color w:val="000000"/>
+          <w:position w:val="0"/>
+          <w:sz w:val="22"/>
+          <w:szCs w:val="22"/>
+          <w:u w:val="none"/>
+          <w:shd w:fill="auto" w:val="clear"/>
+          <w:vertAlign w:val="baseline"/>
+        </w:rPr>
+        <w:t>e</w:t>
+      </w:r>
+      <w:r>
+        <w:rPr>
+          <w:rFonts w:eastAsia="Cambria" w:cs="Cambria"/>
+          <w:b w:val="false"/>
+          <w:bCs w:val="false"/>
+          <w:i w:val="false"/>
+          <w:iCs w:val="false"/>
+          <w:caps w:val="false"/>
+          <w:smallCaps w:val="false"/>
+          <w:strike w:val="false"/>
+          <w:dstrike w:val="false"/>
+          <w:color w:val="000000"/>
+          <w:position w:val="0"/>
+          <w:sz w:val="22"/>
+          <w:szCs w:val="22"/>
+          <w:u w:val="none"/>
+          <w:shd w:fill="auto" w:val="clear"/>
+          <w:vertAlign w:val="baseline"/>
+        </w:rPr>
+        <w:t>d</w:t>
+      </w:r>
+      <w:r>
+        <w:rPr>
+          <w:rFonts w:eastAsia="Cambria" w:cs="Cambria"/>
+          <w:b w:val="false"/>
+          <w:bCs w:val="false"/>
+          <w:i w:val="false"/>
+          <w:iCs w:val="false"/>
+          <w:caps w:val="false"/>
+          <w:smallCaps w:val="false"/>
+          <w:strike w:val="false"/>
+          <w:dstrike w:val="false"/>
+          <w:color w:val="000000"/>
+          <w:position w:val="0"/>
+          <w:sz w:val="22"/>
+          <w:szCs w:val="22"/>
+          <w:u w:val="none"/>
+          <w:shd w:fill="auto" w:val="clear"/>
+          <w:vertAlign w:val="baseline"/>
+        </w:rPr>
+        <w:t>a</w:t>
+      </w:r>
+      <w:r>
+        <w:rPr>
+          <w:rFonts w:eastAsia="Cambria" w:cs="Cambria"/>
+          <w:b w:val="false"/>
+          <w:bCs w:val="false"/>
+          <w:i w:val="false"/>
+          <w:iCs w:val="false"/>
+          <w:caps w:val="false"/>
+          <w:smallCaps w:val="false"/>
+          <w:strike w:val="false"/>
+          <w:dstrike w:val="false"/>
+          <w:color w:val="000000"/>
+          <w:position w:val="0"/>
+          <w:sz w:val="22"/>
+          <w:szCs w:val="22"/>
+          <w:u w:val="none"/>
+          <w:shd w:fill="auto" w:val="clear"/>
+          <w:vertAlign w:val="baseline"/>
+        </w:rPr>
+        <w:t>d</w:t>
+      </w:r>
+      <w:r>
+        <w:rPr>
+          <w:rFonts w:eastAsia="Cambria" w:cs="Cambria"/>
+          <w:b w:val="false"/>
+          <w:bCs w:val="false"/>
+          <w:i w:val="false"/>
+          <w:iCs w:val="false"/>
+          <w:caps w:val="false"/>
+          <w:smallCaps w:val="false"/>
+          <w:strike w:val="false"/>
+          <w:dstrike w:val="false"/>
+          <w:color w:val="000000"/>
+          <w:position w:val="0"/>
+          <w:sz w:val="22"/>
+          <w:szCs w:val="22"/>
+          <w:u w:val="none"/>
+          <w:shd w:fill="auto" w:val="clear"/>
+          <w:vertAlign w:val="baseline"/>
+        </w:rPr>
+        <w:t>I</w:t>
+      </w:r>
+      <w:r>
+        <w:rPr>
+          <w:rFonts w:eastAsia="Cambria" w:cs="Cambria"/>
+          <w:b w:val="false"/>
+          <w:bCs w:val="false"/>
+          <w:i w:val="false"/>
+          <w:iCs w:val="false"/>
+          <w:caps w:val="false"/>
+          <w:smallCaps w:val="false"/>
+          <w:strike w:val="false"/>
+          <w:dstrike w:val="false"/>
+          <w:color w:val="000000"/>
+          <w:position w:val="0"/>
+          <w:sz w:val="22"/>
+          <w:szCs w:val="22"/>
+          <w:u w:val="none"/>
+          <w:shd w:fill="auto" w:val="clear"/>
+          <w:vertAlign w:val="baseline"/>
+        </w:rPr>
+        <w:t>n</w:t>
+      </w:r>
+      <w:r>
+        <w:rPr>
+          <w:rFonts w:eastAsia="Cambria" w:cs="Cambria"/>
+          <w:b w:val="false"/>
+          <w:bCs w:val="false"/>
+          <w:i w:val="false"/>
+          <w:iCs w:val="false"/>
+          <w:caps w:val="false"/>
+          <w:smallCaps w:val="false"/>
+          <w:strike w:val="false"/>
+          <w:dstrike w:val="false"/>
+          <w:color w:val="000000"/>
+          <w:position w:val="0"/>
+          <w:sz w:val="22"/>
+          <w:szCs w:val="22"/>
+          <w:u w:val="none"/>
+          <w:shd w:fill="auto" w:val="clear"/>
+          <w:vertAlign w:val="baseline"/>
+        </w:rPr>
+        <w:t>v</w:t>
+      </w:r>
+      <w:r>
+        <w:rPr>
+          <w:rFonts w:eastAsia="Cambria" w:cs="Cambria"/>
+          <w:b w:val="false"/>
+          <w:bCs w:val="false"/>
+          <w:i w:val="false"/>
+          <w:iCs w:val="false"/>
+          <w:caps w:val="false"/>
+          <w:smallCaps w:val="false"/>
+          <w:strike w:val="false"/>
+          <w:dstrike w:val="false"/>
+          <w:color w:val="000000"/>
+          <w:position w:val="0"/>
+          <w:sz w:val="22"/>
+          <w:szCs w:val="22"/>
+          <w:u w:val="none"/>
+          <w:shd w:fill="auto" w:val="clear"/>
+          <w:vertAlign w:val="baseline"/>
+        </w:rPr>
+        <w:t>e</w:t>
+      </w:r>
+      <w:r>
+        <w:rPr>
+          <w:rFonts w:eastAsia="Cambria" w:cs="Cambria"/>
+          <w:b w:val="false"/>
+          <w:bCs w:val="false"/>
+          <w:i w:val="false"/>
+          <w:iCs w:val="false"/>
+          <w:caps w:val="false"/>
+          <w:smallCaps w:val="false"/>
+          <w:strike w:val="false"/>
+          <w:dstrike w:val="false"/>
+          <w:color w:val="000000"/>
+          <w:position w:val="0"/>
+          <w:sz w:val="22"/>
+          <w:szCs w:val="22"/>
+          <w:u w:val="none"/>
+          <w:shd w:fill="auto" w:val="clear"/>
+          <w:vertAlign w:val="baseline"/>
+        </w:rPr>
+        <w:t>r</w:t>
+      </w:r>
+      <w:r>
+        <w:rPr>
+          <w:rFonts w:eastAsia="Cambria" w:cs="Cambria"/>
+          <w:b w:val="false"/>
+          <w:bCs w:val="false"/>
+          <w:i w:val="false"/>
+          <w:iCs w:val="false"/>
+          <w:caps w:val="false"/>
+          <w:smallCaps w:val="false"/>
+          <w:strike w:val="false"/>
+          <w:dstrike w:val="false"/>
+          <w:color w:val="000000"/>
+          <w:position w:val="0"/>
+          <w:sz w:val="22"/>
+          <w:szCs w:val="22"/>
+          <w:u w:val="none"/>
+          <w:shd w:fill="auto" w:val="clear"/>
+          <w:vertAlign w:val="baseline"/>
+        </w:rPr>
+        <w:t>s</w:t>
+      </w:r>
+      <w:r>
+        <w:rPr>
+          <w:rFonts w:eastAsia="Cambria" w:cs="Cambria"/>
+          <w:b w:val="false"/>
+          <w:bCs w:val="false"/>
+          <w:i w:val="false"/>
+          <w:iCs w:val="false"/>
+          <w:caps w:val="false"/>
+          <w:smallCaps w:val="false"/>
+          <w:strike w:val="false"/>
+          <w:dstrike w:val="false"/>
+          <w:color w:val="000000"/>
+          <w:position w:val="0"/>
+          <w:sz w:val="22"/>
+          <w:szCs w:val="22"/>
+          <w:u w:val="none"/>
+          <w:shd w:fill="auto" w:val="clear"/>
+          <w:vertAlign w:val="baseline"/>
+        </w:rPr>
+        <w:t>i</w:t>
+      </w:r>
+      <w:r>
+        <w:rPr>
+          <w:rFonts w:eastAsia="Cambria" w:cs="Cambria"/>
+          <w:b w:val="false"/>
+          <w:bCs w:val="false"/>
+          <w:i w:val="false"/>
+          <w:iCs w:val="false"/>
+          <w:caps w:val="false"/>
+          <w:smallCaps w:val="false"/>
+          <w:strike w:val="false"/>
+          <w:dstrike w:val="false"/>
+          <w:color w:val="000000"/>
+          <w:position w:val="0"/>
+          <w:sz w:val="22"/>
+          <w:szCs w:val="22"/>
+          <w:u w:val="none"/>
+          <w:shd w:fill="auto" w:val="clear"/>
+          <w:vertAlign w:val="baseline"/>
+        </w:rPr>
+        <w:t>o</w:t>
+      </w:r>
+      <w:r>
+        <w:rPr>
+          <w:rFonts w:eastAsia="Cambria" w:cs="Cambria"/>
+          <w:b w:val="false"/>
+          <w:bCs w:val="false"/>
+          <w:i w:val="false"/>
+          <w:iCs w:val="false"/>
+          <w:caps w:val="false"/>
+          <w:smallCaps w:val="false"/>
+          <w:strike w:val="false"/>
+          <w:dstrike w:val="false"/>
+          <w:color w:val="000000"/>
+          <w:position w:val="0"/>
+          <w:sz w:val="22"/>
+          <w:szCs w:val="22"/>
+          <w:u w:val="none"/>
+          <w:shd w:fill="auto" w:val="clear"/>
+          <w:vertAlign w:val="baseline"/>
+        </w:rPr>
+        <w:t>n</w:t>
+      </w:r>
+      <w:r>
+        <w:rPr>
+          <w:rFonts w:eastAsia="Cambria" w:cs="Cambria"/>
+          <w:b w:val="false"/>
+          <w:bCs w:val="false"/>
+          <w:i w:val="false"/>
+          <w:iCs w:val="false"/>
+          <w:caps w:val="false"/>
+          <w:smallCaps w:val="false"/>
+          <w:strike w:val="false"/>
+          <w:dstrike w:val="false"/>
+          <w:color w:val="000000"/>
+          <w:position w:val="0"/>
+          <w:sz w:val="22"/>
+          <w:szCs w:val="22"/>
+          <w:u w:val="none"/>
+          <w:shd w:fill="auto" w:val="clear"/>
+          <w:vertAlign w:val="baseline"/>
+        </w:rPr>
+        <w:t>i</w:t>
+      </w:r>
+      <w:r>
+        <w:rPr>
+          <w:rFonts w:eastAsia="Cambria" w:cs="Cambria"/>
+          <w:b w:val="false"/>
+          <w:bCs w:val="false"/>
+          <w:i w:val="false"/>
+          <w:iCs w:val="false"/>
+          <w:caps w:val="false"/>
+          <w:smallCaps w:val="false"/>
+          <w:strike w:val="false"/>
+          <w:dstrike w:val="false"/>
+          <w:color w:val="000000"/>
+          <w:position w:val="0"/>
+          <w:sz w:val="22"/>
+          <w:szCs w:val="22"/>
+          <w:u w:val="none"/>
+          <w:shd w:fill="auto" w:val="clear"/>
+          <w:vertAlign w:val="baseline"/>
+        </w:rPr>
+        <w:t>s</w:t>
+      </w:r>
+      <w:r>
+        <w:rPr>
+          <w:rFonts w:eastAsia="Cambria" w:cs="Cambria"/>
+          <w:b w:val="false"/>
+          <w:bCs w:val="false"/>
+          <w:i w:val="false"/>
+          <w:iCs w:val="false"/>
+          <w:caps w:val="false"/>
+          <w:smallCaps w:val="false"/>
+          <w:strike w:val="false"/>
+          <w:dstrike w:val="false"/>
+          <w:color w:val="000000"/>
+          <w:position w:val="0"/>
+          <w:sz w:val="22"/>
+          <w:szCs w:val="22"/>
+          <w:u w:val="none"/>
+          <w:shd w:fill="auto" w:val="clear"/>
+          <w:vertAlign w:val="baseline"/>
+        </w:rPr>
+        <w:t>t</w:t>
+      </w:r>
+      <w:r>
+        <w:rPr>
+          <w:rFonts w:eastAsia="Cambria" w:cs="Cambria"/>
+          <w:b w:val="false"/>
+          <w:bCs w:val="false"/>
+          <w:i w:val="false"/>
+          <w:iCs w:val="false"/>
+          <w:caps w:val="false"/>
+          <w:smallCaps w:val="false"/>
+          <w:strike w:val="false"/>
+          <w:dstrike w:val="false"/>
+          <w:color w:val="000000"/>
+          <w:position w:val="0"/>
+          <w:sz w:val="22"/>
+          <w:szCs w:val="22"/>
+          <w:u w:val="none"/>
+          <w:shd w:fill="auto" w:val="clear"/>
+          <w:vertAlign w:val="baseline"/>
+        </w:rPr>
+        <w:t>a</w:t>
+      </w:r>
+      <w:r>
+        <w:rPr>
+          <w:rFonts w:eastAsia="Cambria" w:cs="Cambria"/>
+          <w:b w:val="false"/>
+          <w:bCs w:val="false"/>
+          <w:i w:val="false"/>
+          <w:iCs w:val="false"/>
+          <w:caps w:val="false"/>
+          <w:smallCaps w:val="false"/>
+          <w:strike w:val="false"/>
+          <w:dstrike w:val="false"/>
+          <w:color w:val="000000"/>
+          <w:position w:val="0"/>
+          <w:sz w:val="22"/>
+          <w:szCs w:val="22"/>
+          <w:u w:val="none"/>
+          <w:shd w:fill="auto" w:val="clear"/>
+          <w:vertAlign w:val="baseline"/>
+        </w:rPr>
+        <w:t xml:space="preserve">} </w:t>
+      </w:r>
+      <w:r>
+        <w:rPr>
+          <w:rFonts w:eastAsia="Cambria" w:cs="Cambria"/>
+          <w:b w:val="false"/>
+          <w:bCs w:val="false"/>
+          <w:i w:val="false"/>
+          <w:iCs w:val="false"/>
+          <w:caps w:val="false"/>
+          <w:smallCaps w:val="false"/>
+          <w:strike w:val="false"/>
+          <w:dstrike w:val="false"/>
+          <w:color w:val="000000"/>
+          <w:position w:val="0"/>
+          <w:sz w:val="22"/>
+          <w:szCs w:val="22"/>
+          <w:u w:val="none"/>
+          <w:shd w:fill="auto" w:val="clear"/>
+          <w:vertAlign w:val="baseline"/>
+        </w:rPr>
+        <w:t>y</w:t>
+      </w:r>
+      <w:r>
+        <w:rPr>
+          <w:rFonts w:eastAsia="Cambria" w:cs="Cambria"/>
+          <w:b w:val="false"/>
+          <w:bCs w:val="false"/>
+          <w:i w:val="false"/>
+          <w:iCs w:val="false"/>
+          <w:caps w:val="false"/>
+          <w:smallCaps w:val="false"/>
+          <w:strike w:val="false"/>
+          <w:dstrike w:val="false"/>
+          <w:color w:val="000000"/>
+          <w:position w:val="0"/>
+          <w:sz w:val="22"/>
+          <w:szCs w:val="22"/>
+          <w:u w:val="none"/>
+          <w:shd w:fill="auto" w:val="clear"/>
+          <w:vertAlign w:val="baseline"/>
+        </w:rPr>
+        <w:t xml:space="preserve"> en mi calidad de Inversionista conforme al Acuerdo Privado de Inversión suscrito con fecha</w:t>
+      </w:r>
+      <w:sdt>
+        <w:sdtPr>
+          <w:tag w:val="goog_rdk_2"/>
+          <w:id w:val="-230981016"/>
+        </w:sdtPr>
+        <w:sdtContent>
+          <w:r>
+            <w:rPr>
+              <w:rFonts w:eastAsia="Cambria" w:cs="Cambria"/>
+              <w:b w:val="false"/>
+              <w:bCs w:val="false"/>
+              <w:i w:val="false"/>
+              <w:iCs w:val="false"/>
+              <w:caps w:val="false"/>
+              <w:smallCaps w:val="false"/>
+              <w:strike w:val="false"/>
+              <w:dstrike w:val="false"/>
+              <w:color w:val="000000"/>
+              <w:position w:val="0"/>
               <w:sz w:val="22"/>
               <w:szCs w:val="22"/>
               <w:u w:val="none"/>
@@ -748,7 +1456,6 @@
               <w:color w:val="000000"/>
               <w:position w:val="0"/>
               <w:sz w:val="22"/>
-              <w:sz w:val="22"/>
               <w:szCs w:val="22"/>
               <w:u w:val="none"/>
               <w:shd w:fill="auto" w:val="clear"/>
@@ -760,51 +1467,49 @@
       <w:r>
         <w:rPr>
           <w:rFonts w:eastAsia="Cambria" w:cs="Cambria"/>
-          <w:b/>
-          <w:bCs/>
-          <w:i w:val="false"/>
-          <w:iCs w:val="false"/>
-          <w:caps w:val="false"/>
-          <w:smallCaps w:val="false"/>
-          <w:strike w:val="false"/>
-          <w:dstrike w:val="false"/>
-          <w:color w:val="000000"/>
-          <w:position w:val="0"/>
-          <w:sz w:val="22"/>
-          <w:sz w:val="22"/>
-          <w:szCs w:val="22"/>
-          <w:u w:val="none"/>
-          <w:shd w:fill="auto" w:val="clear"/>
-          <w:vertAlign w:val="baseline"/>
-        </w:rPr>
-        <w:t>{nombreCompleto}</w:t>
-      </w:r>
-      <w:r>
-        <w:rPr>
-          <w:rFonts w:eastAsia="Cambria" w:cs="Cambria"/>
-          <w:b w:val="false"/>
-          <w:bCs w:val="false"/>
-          <w:i w:val="false"/>
-          <w:iCs w:val="false"/>
-          <w:caps w:val="false"/>
-          <w:smallCaps w:val="false"/>
-          <w:strike w:val="false"/>
-          <w:dstrike w:val="false"/>
-          <w:color w:val="000000"/>
-          <w:position w:val="0"/>
-          <w:sz w:val="22"/>
-          <w:sz w:val="22"/>
-          <w:szCs w:val="22"/>
-          <w:u w:val="none"/>
-          <w:shd w:fill="auto" w:val="clear"/>
-          <w:vertAlign w:val="baseline"/>
-        </w:rPr>
-        <w:t>, en mi calidad de Inversionista conforme al Acuerdo Privado de Inversión suscrito con fecha</w:t>
+          <w:b w:val="false"/>
+          <w:bCs w:val="false"/>
+          <w:i w:val="false"/>
+          <w:iCs w:val="false"/>
+          <w:caps w:val="false"/>
+          <w:smallCaps w:val="false"/>
+          <w:strike w:val="false"/>
+          <w:dstrike w:val="false"/>
+          <w:color w:val="000000"/>
+          <w:position w:val="0"/>
+          <w:sz w:val="22"/>
+          <w:szCs w:val="22"/>
+          <w:u w:val="none"/>
+          <w:shd w:fill="auto" w:val="clear"/>
+          <w:vertAlign w:val="baseline"/>
+        </w:rPr>
+        <w:t xml:space="preserve"> {diaTexto} de {mesTexto} dos mil {anoTexto}</w:t>
+      </w:r>
+      <w:r>
+        <w:rPr>
+          <w:rFonts w:eastAsia="Cambria" w:cs="Cambria"/>
+          <w:b w:val="false"/>
+          <w:bCs w:val="false"/>
+          <w:i w:val="false"/>
+          <w:iCs w:val="false"/>
+          <w:caps w:val="false"/>
+          <w:smallCaps w:val="false"/>
+          <w:strike w:val="false"/>
+          <w:dstrike w:val="false"/>
+          <w:color w:val="000000"/>
+          <w:position w:val="0"/>
+          <w:sz w:val="22"/>
+          <w:szCs w:val="22"/>
+          <w:u w:val="none"/>
+          <w:shd w:fill="auto" w:val="clear"/>
+          <w:vertAlign w:val="baseline"/>
+        </w:rPr>
+        <w:t xml:space="preserve">, por este medio confirmo mi decisión de incrementar mi inversión en la cantidad de </w:t>
       </w:r>
       <w:sdt>
         <w:sdtPr>
-          <w:tag w:val="goog_rdk_2"/>
-          <w:id w:val="-230981016"/>
+          <w:tag w:val="goog_rdk_3"/>
+          <w:id w:val="1847839795"/>
         </w:sdtPr>
         <w:sdtContent>
           <w:r>
@@ -820,7 +1525,6 @@
               <w:dstrike w:val="false"/>
               <w:color w:val="000000"/>
               <w:position w:val="0"/>
-              <w:sz w:val="22"/>
               <w:sz w:val="22"/>
               <w:szCs w:val="22"/>
               <w:u w:val="none"/>
@@ -842,7 +1546,6 @@
               <w:color w:val="000000"/>
               <w:position w:val="0"/>
               <w:sz w:val="22"/>
-              <w:sz w:val="22"/>
               <w:szCs w:val="22"/>
               <w:u w:val="none"/>
               <w:shd w:fill="auto" w:val="clear"/>
@@ -854,100 +1557,6 @@
       <w:r>
         <w:rPr>
           <w:rFonts w:eastAsia="Cambria" w:cs="Cambria"/>
-          <w:b w:val="false"/>
-          <w:bCs w:val="false"/>
-          <w:i w:val="false"/>
-          <w:iCs w:val="false"/>
-          <w:caps w:val="false"/>
-          <w:smallCaps w:val="false"/>
-          <w:strike w:val="false"/>
-          <w:dstrike w:val="false"/>
-          <w:color w:val="000000"/>
-          <w:position w:val="0"/>
-          <w:sz w:val="22"/>
-          <w:sz w:val="22"/>
-          <w:szCs w:val="22"/>
-          <w:u w:val="none"/>
-          <w:shd w:fill="auto" w:val="clear"/>
-          <w:vertAlign w:val="baseline"/>
-        </w:rPr>
-        <w:t xml:space="preserve"> {diaTexto} de {mesTexto} dos mil {anoTexto}</w:t>
-      </w:r>
-      <w:r>
-        <w:rPr>
-          <w:rFonts w:eastAsia="Cambria" w:cs="Cambria"/>
-          <w:b w:val="false"/>
-          <w:bCs w:val="false"/>
-          <w:i w:val="false"/>
-          <w:iCs w:val="false"/>
-          <w:caps w:val="false"/>
-          <w:smallCaps w:val="false"/>
-          <w:strike w:val="false"/>
-          <w:dstrike w:val="false"/>
-          <w:color w:val="000000"/>
-          <w:position w:val="0"/>
-          <w:sz w:val="22"/>
-          <w:sz w:val="22"/>
-          <w:szCs w:val="22"/>
-          <w:u w:val="none"/>
-          <w:shd w:fill="auto" w:val="clear"/>
-          <w:vertAlign w:val="baseline"/>
-        </w:rPr>
-        <w:t xml:space="preserve">, por este medio confirmo mi decisión de incrementar mi inversión en la cantidad de </w:t>
-      </w:r>
-      <w:sdt>
-        <w:sdtPr>
-          <w:tag w:val="goog_rdk_3"/>
-          <w:id w:val="1847839795"/>
-        </w:sdtPr>
-        <w:sdtContent>
-          <w:r>
-            <w:rPr>
-              <w:rFonts w:eastAsia="Cambria" w:cs="Cambria"/>
-              <w:b w:val="false"/>
-              <w:bCs w:val="false"/>
-              <w:i w:val="false"/>
-              <w:iCs w:val="false"/>
-              <w:caps w:val="false"/>
-              <w:smallCaps w:val="false"/>
-              <w:strike w:val="false"/>
-              <w:dstrike w:val="false"/>
-              <w:color w:val="000000"/>
-              <w:position w:val="0"/>
-              <w:sz w:val="22"/>
-              <w:sz w:val="22"/>
-              <w:szCs w:val="22"/>
-              <w:u w:val="none"/>
-              <w:shd w:fill="auto" w:val="clear"/>
-              <w:vertAlign w:val="baseline"/>
-            </w:rPr>
-          </w:r>
-          <w:r>
-            <w:rPr>
-              <w:rFonts w:eastAsia="Cambria" w:cs="Cambria"/>
-              <w:b w:val="false"/>
-              <w:bCs w:val="false"/>
-              <w:i w:val="false"/>
-              <w:iCs w:val="false"/>
-              <w:caps w:val="false"/>
-              <w:smallCaps w:val="false"/>
-              <w:strike w:val="false"/>
-              <w:dstrike w:val="false"/>
-              <w:color w:val="000000"/>
-              <w:position w:val="0"/>
-              <w:sz w:val="22"/>
-              <w:sz w:val="22"/>
-              <w:szCs w:val="22"/>
-              <w:u w:val="none"/>
-              <w:shd w:fill="auto" w:val="clear"/>
-              <w:vertAlign w:val="baseline"/>
-            </w:rPr>
-          </w:r>
-        </w:sdtContent>
-      </w:sdt>
-      <w:r>
-        <w:rPr>
-          <w:rFonts w:eastAsia="Cambria" w:cs="Cambria"/>
           <w:b/>
           <w:bCs/>
           <w:i w:val="false"/>
@@ -959,7 +1568,6 @@
           <w:color w:val="000000"/>
           <w:position w:val="0"/>
           <w:sz w:val="22"/>
-          <w:sz w:val="22"/>
           <w:szCs w:val="22"/>
           <w:u w:val="none"/>
           <w:shd w:fill="auto" w:val="clear"/>
@@ -980,7 +1588,6 @@
           <w:dstrike w:val="false"/>
           <w:color w:val="000000"/>
           <w:position w:val="0"/>
-          <w:sz w:val="22"/>
           <w:sz w:val="22"/>
           <w:szCs w:val="22"/>
           <w:u w:val="none"/>
@@ -1006,36 +1613,33 @@
           <w:b w:val="false"/>
           <w:bCs w:val="false"/>
           <w:i w:val="false"/>
-          <w:i w:val="false"/>
-          <w:iCs w:val="false"/>
-          <w:caps w:val="false"/>
-          <w:smallCaps w:val="false"/>
-          <w:strike w:val="false"/>
-          <w:dstrike w:val="false"/>
-          <w:color w:val="000000"/>
-          <w:position w:val="0"/>
-          <w:sz w:val="22"/>
-          <w:sz w:val="22"/>
-          <w:szCs w:val="22"/>
-          <w:u w:val="none"/>
-          <w:shd w:fill="auto" w:val="clear"/>
-          <w:vertAlign w:val="baseline"/>
-        </w:rPr>
-      </w:pPr>
-      <w:r>
-        <w:rPr>
-          <w:rFonts w:eastAsia="Cambria" w:cs="Cambria"/>
-          <w:b w:val="false"/>
-          <w:bCs w:val="false"/>
-          <w:i w:val="false"/>
-          <w:iCs w:val="false"/>
-          <w:caps w:val="false"/>
-          <w:smallCaps w:val="false"/>
-          <w:strike w:val="false"/>
-          <w:dstrike w:val="false"/>
-          <w:color w:val="000000"/>
-          <w:position w:val="0"/>
-          <w:sz w:val="22"/>
+          <w:iCs w:val="false"/>
+          <w:caps w:val="false"/>
+          <w:smallCaps w:val="false"/>
+          <w:strike w:val="false"/>
+          <w:dstrike w:val="false"/>
+          <w:color w:val="000000"/>
+          <w:position w:val="0"/>
+          <w:sz w:val="22"/>
+          <w:szCs w:val="22"/>
+          <w:u w:val="none"/>
+          <w:shd w:fill="auto" w:val="clear"/>
+          <w:vertAlign w:val="baseline"/>
+        </w:rPr>
+      </w:pPr>
+      <w:r>
+        <w:rPr>
+          <w:rFonts w:eastAsia="Cambria" w:cs="Cambria"/>
+          <w:b w:val="false"/>
+          <w:bCs w:val="false"/>
+          <w:i w:val="false"/>
+          <w:iCs w:val="false"/>
+          <w:caps w:val="false"/>
+          <w:smallCaps w:val="false"/>
+          <w:strike w:val="false"/>
+          <w:dstrike w:val="false"/>
+          <w:color w:val="000000"/>
+          <w:position w:val="0"/>
           <w:sz w:val="22"/>
           <w:szCs w:val="22"/>
           <w:u w:val="none"/>
@@ -1069,15 +1673,13 @@
           <w:b w:val="false"/>
           <w:bCs w:val="false"/>
           <w:i w:val="false"/>
-          <w:i w:val="false"/>
-          <w:iCs w:val="false"/>
-          <w:caps w:val="false"/>
-          <w:smallCaps w:val="false"/>
-          <w:strike w:val="false"/>
-          <w:dstrike w:val="false"/>
-          <w:color w:val="000000"/>
-          <w:position w:val="0"/>
-          <w:sz w:val="22"/>
+          <w:iCs w:val="false"/>
+          <w:caps w:val="false"/>
+          <w:smallCaps w:val="false"/>
+          <w:strike w:val="false"/>
+          <w:dstrike w:val="false"/>
+          <w:color w:val="000000"/>
+          <w:position w:val="0"/>
           <w:sz w:val="22"/>
           <w:szCs w:val="22"/>
           <w:u w:val="none"/>
@@ -1121,7 +1723,6 @@
           <w:color w:val="000000"/>
           <w:position w:val="0"/>
           <w:sz w:val="22"/>
-          <w:sz w:val="22"/>
           <w:szCs w:val="22"/>
           <w:u w:val="none"/>
           <w:shd w:fill="auto" w:val="clear"/>
@@ -1154,36 +1755,33 @@
           <w:b w:val="false"/>
           <w:bCs w:val="false"/>
           <w:i w:val="false"/>
-          <w:i w:val="false"/>
-          <w:iCs w:val="false"/>
-          <w:caps w:val="false"/>
-          <w:smallCaps w:val="false"/>
-          <w:strike w:val="false"/>
-          <w:dstrike w:val="false"/>
-          <w:color w:val="000000"/>
-          <w:position w:val="0"/>
-          <w:sz w:val="22"/>
-          <w:sz w:val="22"/>
-          <w:szCs w:val="22"/>
-          <w:u w:val="none"/>
-          <w:shd w:fill="auto" w:val="clear"/>
-          <w:vertAlign w:val="baseline"/>
-        </w:rPr>
-      </w:pPr>
-      <w:r>
-        <w:rPr>
-          <w:rFonts w:eastAsia="Cambria" w:cs="Cambria"/>
-          <w:b w:val="false"/>
-          <w:bCs w:val="false"/>
-          <w:i w:val="false"/>
-          <w:iCs w:val="false"/>
-          <w:caps w:val="false"/>
-          <w:smallCaps w:val="false"/>
-          <w:strike w:val="false"/>
-          <w:dstrike w:val="false"/>
-          <w:color w:val="000000"/>
-          <w:position w:val="0"/>
-          <w:sz w:val="22"/>
+          <w:iCs w:val="false"/>
+          <w:caps w:val="false"/>
+          <w:smallCaps w:val="false"/>
+          <w:strike w:val="false"/>
+          <w:dstrike w:val="false"/>
+          <w:color w:val="000000"/>
+          <w:position w:val="0"/>
+          <w:sz w:val="22"/>
+          <w:szCs w:val="22"/>
+          <w:u w:val="none"/>
+          <w:shd w:fill="auto" w:val="clear"/>
+          <w:vertAlign w:val="baseline"/>
+        </w:rPr>
+      </w:pPr>
+      <w:r>
+        <w:rPr>
+          <w:rFonts w:eastAsia="Cambria" w:cs="Cambria"/>
+          <w:b w:val="false"/>
+          <w:bCs w:val="false"/>
+          <w:i w:val="false"/>
+          <w:iCs w:val="false"/>
+          <w:caps w:val="false"/>
+          <w:smallCaps w:val="false"/>
+          <w:strike w:val="false"/>
+          <w:dstrike w:val="false"/>
+          <w:color w:val="000000"/>
+          <w:position w:val="0"/>
           <w:sz w:val="22"/>
           <w:szCs w:val="22"/>
           <w:u w:val="none"/>
@@ -1229,7 +1827,6 @@
           <w:color w:val="000000"/>
           <w:position w:val="0"/>
           <w:sz w:val="22"/>
-          <w:sz w:val="22"/>
           <w:szCs w:val="22"/>
           <w:u w:val="single"/>
           <w:shd w:fill="auto" w:val="clear"/>
@@ -1250,7 +1847,6 @@
           <w:dstrike w:val="false"/>
           <w:color w:val="000000"/>
           <w:position w:val="0"/>
-          <w:sz w:val="22"/>
           <w:sz w:val="22"/>
           <w:szCs w:val="22"/>
           <w:u w:val="single"/>
@@ -1296,7 +1892,6 @@
           <w:color w:val="000000"/>
           <w:position w:val="0"/>
           <w:sz w:val="22"/>
-          <w:sz w:val="22"/>
           <w:szCs w:val="22"/>
           <w:u w:val="single"/>
           <w:shd w:fill="auto" w:val="clear"/>
@@ -1317,7 +1912,6 @@
           <w:dstrike w:val="false"/>
           <w:color w:val="000000"/>
           <w:position w:val="0"/>
-          <w:sz w:val="22"/>
           <w:sz w:val="22"/>
           <w:szCs w:val="22"/>
           <w:u w:val="single"/>
@@ -1343,36 +1937,33 @@
           <w:b w:val="false"/>
           <w:bCs w:val="false"/>
           <w:i w:val="false"/>
-          <w:i w:val="false"/>
-          <w:iCs w:val="false"/>
-          <w:caps w:val="false"/>
-          <w:smallCaps w:val="false"/>
-          <w:strike w:val="false"/>
-          <w:dstrike w:val="false"/>
-          <w:color w:val="000000"/>
-          <w:position w:val="0"/>
-          <w:sz w:val="22"/>
-          <w:sz w:val="22"/>
-          <w:szCs w:val="22"/>
-          <w:u w:val="none"/>
-          <w:shd w:fill="auto" w:val="clear"/>
-          <w:vertAlign w:val="baseline"/>
-        </w:rPr>
-      </w:pPr>
-      <w:r>
-        <w:rPr>
-          <w:rFonts w:eastAsia="Cambria" w:cs="Cambria"/>
-          <w:b w:val="false"/>
-          <w:bCs w:val="false"/>
-          <w:i w:val="false"/>
-          <w:iCs w:val="false"/>
-          <w:caps w:val="false"/>
-          <w:smallCaps w:val="false"/>
-          <w:strike w:val="false"/>
-          <w:dstrike w:val="false"/>
-          <w:color w:val="000000"/>
-          <w:position w:val="0"/>
-          <w:sz w:val="22"/>
+          <w:iCs w:val="false"/>
+          <w:caps w:val="false"/>
+          <w:smallCaps w:val="false"/>
+          <w:strike w:val="false"/>
+          <w:dstrike w:val="false"/>
+          <w:color w:val="000000"/>
+          <w:position w:val="0"/>
+          <w:sz w:val="22"/>
+          <w:szCs w:val="22"/>
+          <w:u w:val="none"/>
+          <w:shd w:fill="auto" w:val="clear"/>
+          <w:vertAlign w:val="baseline"/>
+        </w:rPr>
+      </w:pPr>
+      <w:r>
+        <w:rPr>
+          <w:rFonts w:eastAsia="Cambria" w:cs="Cambria"/>
+          <w:b w:val="false"/>
+          <w:bCs w:val="false"/>
+          <w:i w:val="false"/>
+          <w:iCs w:val="false"/>
+          <w:caps w:val="false"/>
+          <w:smallCaps w:val="false"/>
+          <w:strike w:val="false"/>
+          <w:dstrike w:val="false"/>
+          <w:color w:val="000000"/>
+          <w:position w:val="0"/>
           <w:sz w:val="22"/>
           <w:szCs w:val="22"/>
           <w:u w:val="none"/>
@@ -1417,7 +2008,6 @@
           <w:color w:val="000000"/>
           <w:position w:val="0"/>
           <w:sz w:val="22"/>
-          <w:sz w:val="22"/>
           <w:szCs w:val="22"/>
           <w:u w:val="none"/>
           <w:shd w:fill="auto" w:val="clear"/>
@@ -1461,7 +2051,6 @@
           <w:color w:val="000000"/>
           <w:position w:val="0"/>
           <w:sz w:val="22"/>
-          <w:sz w:val="22"/>
           <w:szCs w:val="22"/>
           <w:u w:val="none"/>
           <w:shd w:fill="auto" w:val="clear"/>
@@ -1505,7 +2094,6 @@
           <w:color w:val="000000"/>
           <w:position w:val="0"/>
           <w:sz w:val="22"/>
-          <w:sz w:val="22"/>
           <w:szCs w:val="22"/>
           <w:u w:val="none"/>
           <w:shd w:fill="auto" w:val="clear"/>
@@ -1589,7 +2177,6 @@
           <w:color w:val="000000"/>
           <w:position w:val="0"/>
           <w:sz w:val="22"/>
-          <w:sz w:val="22"/>
           <w:szCs w:val="22"/>
           <w:u w:val="none"/>
           <w:shd w:fill="auto" w:val="clear"/>
@@ -1643,35 +2230,32 @@
           <w:b w:val="false"/>
           <w:bCs w:val="false"/>
           <w:i w:val="false"/>
-          <w:i w:val="false"/>
-          <w:iCs w:val="false"/>
-          <w:caps w:val="false"/>
-          <w:smallCaps w:val="false"/>
-          <w:strike w:val="false"/>
-          <w:dstrike w:val="false"/>
-          <w:color w:val="000000"/>
-          <w:position w:val="0"/>
-          <w:sz w:val="22"/>
-          <w:sz w:val="22"/>
-          <w:szCs w:val="22"/>
-          <w:shd w:fill="auto" w:val="clear"/>
-          <w:vertAlign w:val="baseline"/>
-        </w:rPr>
-      </w:pPr>
-      <w:r>
-        <w:rPr>
-          <w:rFonts w:eastAsia="Cambria" w:cs="Cambria"/>
-          <w:b w:val="false"/>
-          <w:bCs w:val="false"/>
-          <w:i w:val="false"/>
-          <w:iCs w:val="false"/>
-          <w:caps w:val="false"/>
-          <w:smallCaps w:val="false"/>
-          <w:strike w:val="false"/>
-          <w:dstrike w:val="false"/>
-          <w:color w:val="000000"/>
-          <w:position w:val="0"/>
-          <w:sz w:val="22"/>
+          <w:iCs w:val="false"/>
+          <w:caps w:val="false"/>
+          <w:smallCaps w:val="false"/>
+          <w:strike w:val="false"/>
+          <w:dstrike w:val="false"/>
+          <w:color w:val="000000"/>
+          <w:position w:val="0"/>
+          <w:sz w:val="22"/>
+          <w:szCs w:val="22"/>
+          <w:shd w:fill="auto" w:val="clear"/>
+          <w:vertAlign w:val="baseline"/>
+        </w:rPr>
+      </w:pPr>
+      <w:r>
+        <w:rPr>
+          <w:rFonts w:eastAsia="Cambria" w:cs="Cambria"/>
+          <w:b w:val="false"/>
+          <w:bCs w:val="false"/>
+          <w:i w:val="false"/>
+          <w:iCs w:val="false"/>
+          <w:caps w:val="false"/>
+          <w:smallCaps w:val="false"/>
+          <w:strike w:val="false"/>
+          <w:dstrike w:val="false"/>
+          <w:color w:val="000000"/>
+          <w:position w:val="0"/>
           <w:sz w:val="22"/>
           <w:szCs w:val="22"/>
           <w:shd w:fill="auto" w:val="clear"/>
@@ -1692,7 +2276,6 @@
           <w:dstrike w:val="false"/>
           <w:color w:val="000000"/>
           <w:position w:val="0"/>
-          <w:sz w:val="22"/>
           <w:sz w:val="22"/>
           <w:szCs w:val="22"/>
           <w:shd w:fill="auto" w:val="clear"/>
@@ -1721,35 +2304,32 @@
           <w:b w:val="false"/>
           <w:bCs w:val="false"/>
           <w:i w:val="false"/>
-          <w:i w:val="false"/>
-          <w:iCs w:val="false"/>
-          <w:caps w:val="false"/>
-          <w:smallCaps w:val="false"/>
-          <w:strike w:val="false"/>
-          <w:dstrike w:val="false"/>
-          <w:color w:val="000000"/>
-          <w:position w:val="0"/>
-          <w:sz w:val="22"/>
-          <w:sz w:val="22"/>
-          <w:szCs w:val="22"/>
-          <w:shd w:fill="auto" w:val="clear"/>
-          <w:vertAlign w:val="baseline"/>
-        </w:rPr>
-      </w:pPr>
-      <w:r>
-        <w:rPr>
-          <w:rFonts w:eastAsia="Cambria" w:cs="Cambria"/>
-          <w:b w:val="false"/>
-          <w:bCs w:val="false"/>
-          <w:i w:val="false"/>
-          <w:iCs w:val="false"/>
-          <w:caps w:val="false"/>
-          <w:smallCaps w:val="false"/>
-          <w:strike w:val="false"/>
-          <w:dstrike w:val="false"/>
-          <w:color w:val="000000"/>
-          <w:position w:val="0"/>
-          <w:sz w:val="22"/>
+          <w:iCs w:val="false"/>
+          <w:caps w:val="false"/>
+          <w:smallCaps w:val="false"/>
+          <w:strike w:val="false"/>
+          <w:dstrike w:val="false"/>
+          <w:color w:val="000000"/>
+          <w:position w:val="0"/>
+          <w:sz w:val="22"/>
+          <w:szCs w:val="22"/>
+          <w:shd w:fill="auto" w:val="clear"/>
+          <w:vertAlign w:val="baseline"/>
+        </w:rPr>
+      </w:pPr>
+      <w:r>
+        <w:rPr>
+          <w:rFonts w:eastAsia="Cambria" w:cs="Cambria"/>
+          <w:b w:val="false"/>
+          <w:bCs w:val="false"/>
+          <w:i w:val="false"/>
+          <w:iCs w:val="false"/>
+          <w:caps w:val="false"/>
+          <w:smallCaps w:val="false"/>
+          <w:strike w:val="false"/>
+          <w:dstrike w:val="false"/>
+          <w:color w:val="000000"/>
+          <w:position w:val="0"/>
           <w:sz w:val="22"/>
           <w:szCs w:val="22"/>
           <w:shd w:fill="auto" w:val="clear"/>
@@ -1774,7 +2354,6 @@
           <w:color w:val="000000"/>
           <w:position w:val="0"/>
           <w:sz w:val="22"/>
-          <w:sz w:val="22"/>
           <w:szCs w:val="22"/>
           <w:shd w:fill="auto" w:val="clear"/>
           <w:vertAlign w:val="baseline"/>
@@ -1794,7 +2373,6 @@
           <w:dstrike w:val="false"/>
           <w:color w:val="000000"/>
           <w:position w:val="0"/>
-          <w:sz w:val="22"/>
           <w:sz w:val="22"/>
           <w:szCs w:val="22"/>
           <w:shd w:fill="auto" w:val="clear"/>
@@ -1830,7 +2408,7 @@
 </file>
 
 <file path=word/header1.xml><?xml version="1.0" encoding="utf-8"?>
-<w:hdr xmlns:o="urn:schemas-microsoft-com:office:office" xmlns:r="http://schemas.openxmlformats.org/officeDocument/2006/relationships" xmlns:v="urn:schemas-microsoft-com:vml" xmlns:w="http://schemas.openxmlformats.org/wordprocessingml/2006/main" xmlns:w10="urn:schemas-microsoft-com:office:word" xmlns:wp="http://schemas.openxmlformats.org/drawingml/2006/wordprocessingDrawing" xmlns:wps="http://schemas.microsoft.com/office/word/2010/wordprocessingShape" xmlns:wpg="http://schemas.microsoft.com/office/word/2010/wordprocessingGroup" xmlns:mc="http://schemas.openxmlformats.org/markup-compatibility/2006" xmlns:wp14="http://schemas.microsoft.com/office/word/2010/wordprocessingDrawing" xmlns:w14="http://schemas.microsoft.com/office/word/2010/wordml" xmlns:w15="http://schemas.microsoft.com/office/word/2012/wordml" mc:Ignorable="w14 wp14 w15">
+<w:hdr xmlns:o="urn:schemas-microsoft-com:office:office" xmlns:r="http://schemas.openxmlformats.org/officeDocument/2006/relationships" xmlns:v="urn:schemas-microsoft-com:vml" xmlns:w="http://schemas.openxmlformats.org/wordprocessingml/2006/main" xmlns:w10="urn:schemas-microsoft-com:office:word" xmlns:wp="http://schemas.openxmlformats.org/drawingml/2006/wordprocessingDrawing" xmlns:pic="http://schemas.openxmlformats.org/drawingml/2006/picture" xmlns:wps="http://schemas.microsoft.com/office/word/2010/wordprocessingShape" xmlns:wpg="http://schemas.microsoft.com/office/word/2010/wordprocessingGroup" xmlns:mc="http://schemas.openxmlformats.org/markup-compatibility/2006" xmlns:wp14="http://schemas.microsoft.com/office/word/2010/wordprocessingDrawing" xmlns:w14="http://schemas.microsoft.com/office/word/2010/wordml" xmlns:w15="http://schemas.microsoft.com/office/word/2012/wordml" mc:Ignorable="w14 wp14 w15">
   <w:p>
     <w:pPr>
       <w:pStyle w:val="Header"/>
@@ -1844,7 +2422,7 @@
 </file>
 
 <file path=word/header2.xml><?xml version="1.0" encoding="utf-8"?>
-<w:hdr xmlns:o="urn:schemas-microsoft-com:office:office" xmlns:r="http://schemas.openxmlformats.org/officeDocument/2006/relationships" xmlns:v="urn:schemas-microsoft-com:vml" xmlns:w="http://schemas.openxmlformats.org/wordprocessingml/2006/main" xmlns:w10="urn:schemas-microsoft-com:office:word" xmlns:wp="http://schemas.openxmlformats.org/drawingml/2006/wordprocessingDrawing" xmlns:wps="http://schemas.microsoft.com/office/word/2010/wordprocessingShape" xmlns:wpg="http://schemas.microsoft.com/office/word/2010/wordprocessingGroup" xmlns:mc="http://schemas.openxmlformats.org/markup-compatibility/2006" xmlns:wp14="http://schemas.microsoft.com/office/word/2010/wordprocessingDrawing" xmlns:w14="http://schemas.microsoft.com/office/word/2010/wordml" xmlns:w15="http://schemas.microsoft.com/office/word/2012/wordml" mc:Ignorable="w14 wp14 w15">
+<w:hdr xmlns:o="urn:schemas-microsoft-com:office:office" xmlns:r="http://schemas.openxmlformats.org/officeDocument/2006/relationships" xmlns:v="urn:schemas-microsoft-com:vml" xmlns:w="http://schemas.openxmlformats.org/wordprocessingml/2006/main" xmlns:w10="urn:schemas-microsoft-com:office:word" xmlns:wp="http://schemas.openxmlformats.org/drawingml/2006/wordprocessingDrawing" xmlns:pic="http://schemas.openxmlformats.org/drawingml/2006/picture" xmlns:wps="http://schemas.microsoft.com/office/word/2010/wordprocessingShape" xmlns:wpg="http://schemas.microsoft.com/office/word/2010/wordprocessingGroup" xmlns:mc="http://schemas.openxmlformats.org/markup-compatibility/2006" xmlns:wp14="http://schemas.microsoft.com/office/word/2010/wordprocessingDrawing" xmlns:w14="http://schemas.microsoft.com/office/word/2010/wordml" xmlns:w15="http://schemas.microsoft.com/office/word/2012/wordml" mc:Ignorable="w14 wp14 w15">
   <w:p>
     <w:pPr>
       <w:pStyle w:val="normal1"/>
@@ -1865,7 +2443,6 @@
         <w:b w:val="false"/>
         <w:bCs w:val="false"/>
         <w:i w:val="false"/>
-        <w:i w:val="false"/>
         <w:iCs w:val="false"/>
         <w:caps w:val="false"/>
         <w:smallCaps w:val="false"/>
@@ -1873,7 +2450,6 @@
         <w:dstrike w:val="false"/>
         <w:color w:val="000000"/>
         <w:position w:val="0"/>
-        <w:sz w:val="22"/>
         <w:sz w:val="22"/>
         <w:szCs w:val="22"/>
         <w:u w:val="none"/>
@@ -1895,14 +2471,13 @@
         <w:color w:val="000000"/>
         <w:position w:val="0"/>
         <w:sz w:val="22"/>
-        <w:sz w:val="22"/>
         <w:szCs w:val="22"/>
         <w:u w:val="none"/>
         <w:shd w:fill="auto" w:val="clear"/>
         <w:vertAlign w:val="baseline"/>
       </w:rPr>
       <w:drawing>
-        <wp:anchor behindDoc="1" distT="0" distB="0" distL="0" distR="0" simplePos="0" locked="0" layoutInCell="0" allowOverlap="1" relativeHeight="2">
+        <wp:anchor distT="0" distB="0" distL="0" distR="0" simplePos="0" relativeHeight="2" behindDoc="1" locked="0" layoutInCell="0" allowOverlap="1">
           <wp:simplePos x="0" y="0"/>
           <wp:positionH relativeFrom="page">
             <wp:posOffset>1080135</wp:posOffset>
@@ -1913,7 +2488,7 @@
           <wp:extent cx="1882140" cy="590550"/>
           <wp:effectExtent l="0" t="0" r="0" b="0"/>
           <wp:wrapNone/>
-          <wp:docPr id="1" name="image1.jpg" descr=""/>
+          <wp:docPr id="1" name="image1.jpg"/>
           <wp:cNvGraphicFramePr>
             <a:graphicFrameLocks xmlns:a="http://schemas.openxmlformats.org/drawingml/2006/main" noChangeAspect="1"/>
           </wp:cNvGraphicFramePr>
@@ -1921,7 +2496,7 @@
             <a:graphicData uri="http://schemas.openxmlformats.org/drawingml/2006/picture">
               <pic:pic xmlns:pic="http://schemas.openxmlformats.org/drawingml/2006/picture">
                 <pic:nvPicPr>
-                  <pic:cNvPr id="1" name="image1.jpg" descr=""/>
+                  <pic:cNvPr id="1" name="image1.jpg"/>
                   <pic:cNvPicPr>
                     <a:picLocks noChangeAspect="1" noChangeArrowheads="1"/>
                   </pic:cNvPicPr>
@@ -1940,6 +2515,7 @@
                   <a:prstGeom prst="rect">
                     <a:avLst/>
                   </a:prstGeom>
+                  <a:noFill/>
                 </pic:spPr>
               </pic:pic>
             </a:graphicData>
@@ -1952,7 +2528,7 @@
 </file>
 
 <file path=word/header3.xml><?xml version="1.0" encoding="utf-8"?>
-<w:hdr xmlns:o="urn:schemas-microsoft-com:office:office" xmlns:r="http://schemas.openxmlformats.org/officeDocument/2006/relationships" xmlns:v="urn:schemas-microsoft-com:vml" xmlns:w="http://schemas.openxmlformats.org/wordprocessingml/2006/main" xmlns:w10="urn:schemas-microsoft-com:office:word" xmlns:wp="http://schemas.openxmlformats.org/drawingml/2006/wordprocessingDrawing" xmlns:wps="http://schemas.microsoft.com/office/word/2010/wordprocessingShape" xmlns:wpg="http://schemas.microsoft.com/office/word/2010/wordprocessingGroup" xmlns:mc="http://schemas.openxmlformats.org/markup-compatibility/2006" xmlns:wp14="http://schemas.microsoft.com/office/word/2010/wordprocessingDrawing" xmlns:w14="http://schemas.microsoft.com/office/word/2010/wordml" xmlns:w15="http://schemas.microsoft.com/office/word/2012/wordml" mc:Ignorable="w14 wp14 w15">
+<w:hdr xmlns:o="urn:schemas-microsoft-com:office:office" xmlns:r="http://schemas.openxmlformats.org/officeDocument/2006/relationships" xmlns:v="urn:schemas-microsoft-com:vml" xmlns:w="http://schemas.openxmlformats.org/wordprocessingml/2006/main" xmlns:w10="urn:schemas-microsoft-com:office:word" xmlns:wp="http://schemas.openxmlformats.org/drawingml/2006/wordprocessingDrawing" xmlns:pic="http://schemas.openxmlformats.org/drawingml/2006/picture" xmlns:wps="http://schemas.microsoft.com/office/word/2010/wordprocessingShape" xmlns:wpg="http://schemas.microsoft.com/office/word/2010/wordprocessingGroup" xmlns:mc="http://schemas.openxmlformats.org/markup-compatibility/2006" xmlns:wp14="http://schemas.microsoft.com/office/word/2010/wordprocessingDrawing" xmlns:w14="http://schemas.microsoft.com/office/word/2010/wordml" xmlns:w15="http://schemas.microsoft.com/office/word/2012/wordml" mc:Ignorable="w14 wp14 w15">
   <w:p>
     <w:pPr>
       <w:pStyle w:val="normal1"/>
@@ -1973,7 +2549,6 @@
         <w:b w:val="false"/>
         <w:bCs w:val="false"/>
         <w:i w:val="false"/>
-        <w:i w:val="false"/>
         <w:iCs w:val="false"/>
         <w:caps w:val="false"/>
         <w:smallCaps w:val="false"/>
@@ -1981,7 +2556,6 @@
         <w:dstrike w:val="false"/>
         <w:color w:val="000000"/>
         <w:position w:val="0"/>
-        <w:sz w:val="22"/>
         <w:sz w:val="22"/>
         <w:szCs w:val="22"/>
         <w:u w:val="none"/>
@@ -2003,14 +2577,13 @@
         <w:color w:val="000000"/>
         <w:position w:val="0"/>
         <w:sz w:val="22"/>
-        <w:sz w:val="22"/>
         <w:szCs w:val="22"/>
         <w:u w:val="none"/>
         <w:shd w:fill="auto" w:val="clear"/>
         <w:vertAlign w:val="baseline"/>
       </w:rPr>
       <w:drawing>
-        <wp:anchor behindDoc="1" distT="0" distB="0" distL="0" distR="0" simplePos="0" locked="0" layoutInCell="0" allowOverlap="1" relativeHeight="2">
+        <wp:anchor distT="0" distB="0" distL="0" distR="0" simplePos="0" relativeHeight="2" behindDoc="1" locked="0" layoutInCell="0" allowOverlap="1">
           <wp:simplePos x="0" y="0"/>
           <wp:positionH relativeFrom="page">
             <wp:posOffset>1080135</wp:posOffset>
@@ -2021,7 +2594,7 @@
           <wp:extent cx="1882140" cy="590550"/>
           <wp:effectExtent l="0" t="0" r="0" b="0"/>
           <wp:wrapNone/>
-          <wp:docPr id="2" name="image1.jpg" descr=""/>
+          <wp:docPr id="2" name="image1.jpg"/>
           <wp:cNvGraphicFramePr>
             <a:graphicFrameLocks xmlns:a="http://schemas.openxmlformats.org/drawingml/2006/main" noChangeAspect="1"/>
           </wp:cNvGraphicFramePr>
@@ -2029,7 +2602,7 @@
             <a:graphicData uri="http://schemas.openxmlformats.org/drawingml/2006/picture">
               <pic:pic xmlns:pic="http://schemas.openxmlformats.org/drawingml/2006/picture">
                 <pic:nvPicPr>
-                  <pic:cNvPr id="2" name="image1.jpg" descr=""/>
+                  <pic:cNvPr id="2" name="image1.jpg"/>
                   <pic:cNvPicPr>
                     <a:picLocks noChangeAspect="1" noChangeArrowheads="1"/>
                   </pic:cNvPicPr>
@@ -2048,6 +2621,7 @@
                   <a:prstGeom prst="rect">
                     <a:avLst/>
                   </a:prstGeom>
+                  <a:noFill/>
                 </pic:spPr>
               </pic:pic>
             </a:graphicData>
@@ -2074,13 +2648,13 @@
         <w:ind w:left="360" w:hanging="233"/>
       </w:pPr>
       <w:rPr>
+        <w:rFonts w:ascii="Cambria" w:hAnsi="Cambria" w:eastAsia="Cambria" w:cs="Cambria"/>
+        <w:b w:val="false"/>
+        <w:bCs w:val="false"/>
+        <w:i w:val="false"/>
+        <w:iCs w:val="false"/>
         <w:sz w:val="22"/>
-        <w:i w:val="false"/>
-        <w:b w:val="false"/>
         <w:szCs w:val="22"/>
-        <w:iCs w:val="false"/>
-        <w:bCs w:val="false"/>
-        <w:rFonts w:ascii="Cambria" w:hAnsi="Cambria" w:eastAsia="Cambria" w:cs="Cambria"/>
       </w:rPr>
     </w:lvl>
     <w:lvl w:ilvl="1">
@@ -2508,7 +3082,7 @@
     </w:rPr>
   </w:style>
   <w:style w:type="paragraph" w:styleId="Heading1">
-    <w:name w:val="Heading 1"/>
+    <w:name w:val="heading 1"/>
     <w:basedOn w:val="normal1"/>
     <w:next w:val="normal1"/>
     <w:qFormat/>
@@ -2523,7 +3097,7 @@
     </w:rPr>
   </w:style>
   <w:style w:type="paragraph" w:styleId="Heading2">
-    <w:name w:val="Heading 2"/>
+    <w:name w:val="heading 2"/>
     <w:basedOn w:val="normal1"/>
     <w:next w:val="normal1"/>
     <w:qFormat/>
@@ -2541,7 +3115,7 @@
     </w:rPr>
   </w:style>
   <w:style w:type="paragraph" w:styleId="Heading3">
-    <w:name w:val="Heading 3"/>
+    <w:name w:val="heading 3"/>
     <w:basedOn w:val="normal1"/>
     <w:next w:val="normal1"/>
     <w:qFormat/>
@@ -2559,7 +3133,7 @@
     </w:rPr>
   </w:style>
   <w:style w:type="paragraph" w:styleId="Heading4">
-    <w:name w:val="Heading 4"/>
+    <w:name w:val="heading 4"/>
     <w:basedOn w:val="normal1"/>
     <w:next w:val="normal1"/>
     <w:qFormat/>
@@ -2577,7 +3151,7 @@
     </w:rPr>
   </w:style>
   <w:style w:type="paragraph" w:styleId="Heading5">
-    <w:name w:val="Heading 5"/>
+    <w:name w:val="heading 5"/>
     <w:basedOn w:val="normal1"/>
     <w:next w:val="normal1"/>
     <w:qFormat/>
@@ -2595,7 +3169,7 @@
     </w:rPr>
   </w:style>
   <w:style w:type="paragraph" w:styleId="Heading6">
-    <w:name w:val="Heading 6"/>
+    <w:name w:val="heading 6"/>
     <w:basedOn w:val="normal1"/>
     <w:next w:val="normal1"/>
     <w:qFormat/>
@@ -2666,8 +3240,8 @@
       <w:lang w:val="es-ES"/>
     </w:rPr>
   </w:style>
-  <w:style w:type="character" w:styleId="Bolos">
-    <w:name w:val="Bolos"/>
+  <w:style w:type="character" w:styleId="Bolosuser">
+    <w:name w:val="Bolos (user)"/>
     <w:qFormat/>
     <w:rPr>
       <w:rFonts w:ascii="OpenSymbol" w:hAnsi="OpenSymbol" w:eastAsia="OpenSymbol" w:cs="OpenSymbol"/>
@@ -2709,7 +3283,7 @@
     </w:rPr>
   </w:style>
   <w:style w:type="paragraph" w:styleId="Caption">
-    <w:name w:val="Caption"/>
+    <w:name w:val="caption"/>
     <w:basedOn w:val="Normal"/>
     <w:qFormat/>
     <w:pPr>
@@ -2726,6 +3300,32 @@
   </w:style>
   <w:style w:type="paragraph" w:styleId="ndice">
     <w:name w:val="Índice"/>
+    <w:basedOn w:val="Normal"/>
+    <w:qFormat/>
+    <w:pPr>
+      <w:suppressLineNumbers/>
+    </w:pPr>
+    <w:rPr>
+      <w:rFonts w:cs="Noto Sans Devanagari"/>
+    </w:rPr>
+  </w:style>
+  <w:style w:type="paragraph" w:styleId="Ttulouser">
+    <w:name w:val="Título (user)"/>
+    <w:basedOn w:val="Normal"/>
+    <w:next w:val="BodyText"/>
+    <w:qFormat/>
+    <w:pPr>
+      <w:keepNext w:val="true"/>
+      <w:spacing w:before="240" w:after="120"/>
+    </w:pPr>
+    <w:rPr>
+      <w:rFonts w:ascii="Liberation Sans" w:hAnsi="Liberation Sans" w:eastAsia="Noto Sans CJK SC" w:cs="Noto Sans Devanagari"/>
+      <w:sz w:val="28"/>
+      <w:szCs w:val="28"/>
+    </w:rPr>
+  </w:style>
+  <w:style w:type="paragraph" w:styleId="ndiceuser">
+    <w:name w:val="Índice (user)"/>
     <w:basedOn w:val="Normal"/>
     <w:qFormat/>
     <w:pPr>
@@ -2783,6 +3383,13 @@
     </w:pPr>
     <w:rPr/>
   </w:style>
+  <w:style w:type="paragraph" w:styleId="Cabeceraypieuser">
+    <w:name w:val="Cabecera y pie (user)"/>
+    <w:basedOn w:val="Normal"/>
+    <w:qFormat/>
+    <w:pPr/>
+    <w:rPr/>
+  </w:style>
   <w:style w:type="paragraph" w:styleId="Cabeceraypie">
     <w:name w:val="Cabecera y pie"/>
     <w:basedOn w:val="Normal"/>
@@ -2791,7 +3398,7 @@
     <w:rPr/>
   </w:style>
   <w:style w:type="paragraph" w:styleId="Header">
-    <w:name w:val="Header"/>
+    <w:name w:val="header"/>
     <w:basedOn w:val="normal1"/>
     <w:link w:val="EncabezadoCar"/>
     <w:uiPriority w:val="99"/>
@@ -2807,7 +3414,7 @@
     <w:rPr/>
   </w:style>
   <w:style w:type="paragraph" w:styleId="Footer">
-    <w:name w:val="Footer"/>
+    <w:name w:val="footer"/>
     <w:basedOn w:val="normal1"/>
     <w:link w:val="PiedepginaCar"/>
     <w:uiPriority w:val="99"/>
@@ -2842,8 +3449,8 @@
       <w:szCs w:val="48"/>
     </w:rPr>
   </w:style>
-  <w:style w:type="numbering" w:styleId="Ningunalista" w:default="1">
-    <w:name w:val="Ninguna lista"/>
+  <w:style w:type="numbering" w:styleId="Ningunalistauser" w:default="1">
+    <w:name w:val="Ninguna lista (user)"/>
     <w:uiPriority w:val="99"/>
     <w:semiHidden/>
     <w:unhideWhenUsed/>
@@ -2896,37 +3503,37 @@
         <a:srgbClr val="000000"/>
       </a:dk1>
       <a:lt1>
-        <a:srgbClr val="ffffff"/>
+        <a:srgbClr val="FFFFFF"/>
       </a:lt1>
       <a:dk2>
-        <a:srgbClr val="44546a"/>
+        <a:srgbClr val="44546A"/>
       </a:dk2>
       <a:lt2>
-        <a:srgbClr val="e7e6e6"/>
+        <a:srgbClr val="E7E6E6"/>
       </a:lt2>
       <a:accent1>
-        <a:srgbClr val="5b9bd5"/>
+        <a:srgbClr val="5B9BD5"/>
       </a:accent1>
       <a:accent2>
-        <a:srgbClr val="ed7d31"/>
+        <a:srgbClr val="ED7D31"/>
       </a:accent2>
       <a:accent3>
-        <a:srgbClr val="a5a5a5"/>
+        <a:srgbClr val="A5A5A5"/>
       </a:accent3>
       <a:accent4>
-        <a:srgbClr val="ffc000"/>
+        <a:srgbClr val="FFC000"/>
       </a:accent4>
       <a:accent5>
-        <a:srgbClr val="4472c4"/>
+        <a:srgbClr val="4472C4"/>
       </a:accent5>
       <a:accent6>
-        <a:srgbClr val="70ad47"/>
+        <a:srgbClr val="70AD47"/>
       </a:accent6>
       <a:hlink>
-        <a:srgbClr val="0563c1"/>
+        <a:srgbClr val="0563C1"/>
       </a:hlink>
       <a:folHlink>
-        <a:srgbClr val="954f72"/>
+        <a:srgbClr val="954F72"/>
       </a:folHlink>
     </a:clrScheme>
     <a:fontScheme name="Office">

--- a/apps/legal-docs-blueprints/templates/inversiones_Sociedad/anexo4/carta_incremento_mujer.docx
+++ b/apps/legal-docs-blueprints/templates/inversiones_Sociedad/anexo4/carta_incremento_mujer.docx
@@ -768,653 +768,44 @@
       <w:r>
         <w:rPr>
           <w:rFonts w:eastAsia="Cambria" w:cs="Cambria"/>
-          <w:b w:val="false"/>
-          <w:bCs w:val="false"/>
-          <w:i w:val="false"/>
-          <w:iCs w:val="false"/>
-          <w:caps w:val="false"/>
-          <w:smallCaps w:val="false"/>
-          <w:strike w:val="false"/>
-          <w:dstrike w:val="false"/>
-          <w:color w:val="000000"/>
-          <w:position w:val="0"/>
-          <w:sz w:val="22"/>
-          <w:szCs w:val="22"/>
-          <w:u w:val="none"/>
-          <w:shd w:fill="auto" w:val="clear"/>
-          <w:vertAlign w:val="baseline"/>
-        </w:rPr>
-        <w:t>{</w:t>
-      </w:r>
-      <w:r>
-        <w:rPr>
-          <w:rFonts w:eastAsia="Cambria" w:cs="Cambria"/>
-          <w:b w:val="false"/>
-          <w:bCs w:val="false"/>
-          <w:i w:val="false"/>
-          <w:iCs w:val="false"/>
-          <w:caps w:val="false"/>
-          <w:smallCaps w:val="false"/>
-          <w:strike w:val="false"/>
-          <w:dstrike w:val="false"/>
-          <w:color w:val="000000"/>
-          <w:position w:val="0"/>
-          <w:sz w:val="22"/>
-          <w:szCs w:val="22"/>
-          <w:u w:val="none"/>
-          <w:shd w:fill="auto" w:val="clear"/>
-          <w:vertAlign w:val="baseline"/>
-        </w:rPr>
-        <w:t>n</w:t>
-      </w:r>
-      <w:r>
-        <w:rPr>
-          <w:rFonts w:eastAsia="Cambria" w:cs="Cambria"/>
-          <w:b w:val="false"/>
-          <w:bCs w:val="false"/>
-          <w:i w:val="false"/>
-          <w:iCs w:val="false"/>
-          <w:caps w:val="false"/>
-          <w:smallCaps w:val="false"/>
-          <w:strike w:val="false"/>
-          <w:dstrike w:val="false"/>
-          <w:color w:val="000000"/>
-          <w:position w:val="0"/>
-          <w:sz w:val="22"/>
-          <w:szCs w:val="22"/>
-          <w:u w:val="none"/>
-          <w:shd w:fill="auto" w:val="clear"/>
-          <w:vertAlign w:val="baseline"/>
-        </w:rPr>
-        <w:t>o</w:t>
-      </w:r>
-      <w:r>
-        <w:rPr>
-          <w:rFonts w:eastAsia="Cambria" w:cs="Cambria"/>
-          <w:b w:val="false"/>
-          <w:bCs w:val="false"/>
-          <w:i w:val="false"/>
-          <w:iCs w:val="false"/>
-          <w:caps w:val="false"/>
-          <w:smallCaps w:val="false"/>
-          <w:strike w:val="false"/>
-          <w:dstrike w:val="false"/>
-          <w:color w:val="000000"/>
-          <w:position w:val="0"/>
-          <w:sz w:val="22"/>
-          <w:szCs w:val="22"/>
-          <w:u w:val="none"/>
-          <w:shd w:fill="auto" w:val="clear"/>
-          <w:vertAlign w:val="baseline"/>
-        </w:rPr>
-        <w:t>m</w:t>
-      </w:r>
-      <w:r>
-        <w:rPr>
-          <w:rFonts w:eastAsia="Cambria" w:cs="Cambria"/>
-          <w:b w:val="false"/>
-          <w:bCs w:val="false"/>
-          <w:i w:val="false"/>
-          <w:iCs w:val="false"/>
-          <w:caps w:val="false"/>
-          <w:smallCaps w:val="false"/>
-          <w:strike w:val="false"/>
-          <w:dstrike w:val="false"/>
-          <w:color w:val="000000"/>
-          <w:position w:val="0"/>
-          <w:sz w:val="22"/>
-          <w:szCs w:val="22"/>
-          <w:u w:val="none"/>
-          <w:shd w:fill="auto" w:val="clear"/>
-          <w:vertAlign w:val="baseline"/>
-        </w:rPr>
-        <w:t>b</w:t>
-      </w:r>
-      <w:r>
-        <w:rPr>
-          <w:rFonts w:eastAsia="Cambria" w:cs="Cambria"/>
-          <w:b w:val="false"/>
-          <w:bCs w:val="false"/>
-          <w:i w:val="false"/>
-          <w:iCs w:val="false"/>
-          <w:caps w:val="false"/>
-          <w:smallCaps w:val="false"/>
-          <w:strike w:val="false"/>
-          <w:dstrike w:val="false"/>
-          <w:color w:val="000000"/>
-          <w:position w:val="0"/>
-          <w:sz w:val="22"/>
-          <w:szCs w:val="22"/>
-          <w:u w:val="none"/>
-          <w:shd w:fill="auto" w:val="clear"/>
-          <w:vertAlign w:val="baseline"/>
-        </w:rPr>
-        <w:t>r</w:t>
-      </w:r>
-      <w:r>
-        <w:rPr>
-          <w:rFonts w:eastAsia="Cambria" w:cs="Cambria"/>
-          <w:b w:val="false"/>
-          <w:bCs w:val="false"/>
-          <w:i w:val="false"/>
-          <w:iCs w:val="false"/>
-          <w:caps w:val="false"/>
-          <w:smallCaps w:val="false"/>
-          <w:strike w:val="false"/>
-          <w:dstrike w:val="false"/>
-          <w:color w:val="000000"/>
-          <w:position w:val="0"/>
-          <w:sz w:val="22"/>
-          <w:szCs w:val="22"/>
-          <w:u w:val="none"/>
-          <w:shd w:fill="auto" w:val="clear"/>
-          <w:vertAlign w:val="baseline"/>
-        </w:rPr>
-        <w:t>e</w:t>
-      </w:r>
-      <w:r>
-        <w:rPr>
-          <w:rFonts w:eastAsia="Cambria" w:cs="Cambria"/>
-          <w:b w:val="false"/>
-          <w:bCs w:val="false"/>
-          <w:i w:val="false"/>
-          <w:iCs w:val="false"/>
-          <w:caps w:val="false"/>
-          <w:smallCaps w:val="false"/>
-          <w:strike w:val="false"/>
-          <w:dstrike w:val="false"/>
-          <w:color w:val="000000"/>
-          <w:position w:val="0"/>
-          <w:sz w:val="22"/>
-          <w:szCs w:val="22"/>
-          <w:u w:val="none"/>
-          <w:shd w:fill="auto" w:val="clear"/>
-          <w:vertAlign w:val="baseline"/>
-        </w:rPr>
-        <w:t>S</w:t>
-      </w:r>
-      <w:r>
-        <w:rPr>
-          <w:rFonts w:eastAsia="Cambria" w:cs="Cambria"/>
-          <w:b w:val="false"/>
-          <w:bCs w:val="false"/>
-          <w:i w:val="false"/>
-          <w:iCs w:val="false"/>
-          <w:caps w:val="false"/>
-          <w:smallCaps w:val="false"/>
-          <w:strike w:val="false"/>
-          <w:dstrike w:val="false"/>
-          <w:color w:val="000000"/>
-          <w:position w:val="0"/>
-          <w:sz w:val="22"/>
-          <w:szCs w:val="22"/>
-          <w:u w:val="none"/>
-          <w:shd w:fill="auto" w:val="clear"/>
-          <w:vertAlign w:val="baseline"/>
-        </w:rPr>
-        <w:t>o</w:t>
-      </w:r>
-      <w:r>
-        <w:rPr>
-          <w:rFonts w:eastAsia="Cambria" w:cs="Cambria"/>
-          <w:b w:val="false"/>
-          <w:bCs w:val="false"/>
-          <w:i w:val="false"/>
-          <w:iCs w:val="false"/>
-          <w:caps w:val="false"/>
-          <w:smallCaps w:val="false"/>
-          <w:strike w:val="false"/>
-          <w:dstrike w:val="false"/>
-          <w:color w:val="000000"/>
-          <w:position w:val="0"/>
-          <w:sz w:val="22"/>
-          <w:szCs w:val="22"/>
-          <w:u w:val="none"/>
-          <w:shd w:fill="auto" w:val="clear"/>
-          <w:vertAlign w:val="baseline"/>
-        </w:rPr>
-        <w:t>c</w:t>
-      </w:r>
-      <w:r>
-        <w:rPr>
-          <w:rFonts w:eastAsia="Cambria" w:cs="Cambria"/>
-          <w:b w:val="false"/>
-          <w:bCs w:val="false"/>
-          <w:i w:val="false"/>
-          <w:iCs w:val="false"/>
-          <w:caps w:val="false"/>
-          <w:smallCaps w:val="false"/>
-          <w:strike w:val="false"/>
-          <w:dstrike w:val="false"/>
-          <w:color w:val="000000"/>
-          <w:position w:val="0"/>
-          <w:sz w:val="22"/>
-          <w:szCs w:val="22"/>
-          <w:u w:val="none"/>
-          <w:shd w:fill="auto" w:val="clear"/>
-          <w:vertAlign w:val="baseline"/>
-        </w:rPr>
-        <w:t>i</w:t>
-      </w:r>
-      <w:r>
-        <w:rPr>
-          <w:rFonts w:eastAsia="Cambria" w:cs="Cambria"/>
-          <w:b w:val="false"/>
-          <w:bCs w:val="false"/>
-          <w:i w:val="false"/>
-          <w:iCs w:val="false"/>
-          <w:caps w:val="false"/>
-          <w:smallCaps w:val="false"/>
-          <w:strike w:val="false"/>
-          <w:dstrike w:val="false"/>
-          <w:color w:val="000000"/>
-          <w:position w:val="0"/>
-          <w:sz w:val="22"/>
-          <w:szCs w:val="22"/>
-          <w:u w:val="none"/>
-          <w:shd w:fill="auto" w:val="clear"/>
-          <w:vertAlign w:val="baseline"/>
-        </w:rPr>
-        <w:t>e</w:t>
-      </w:r>
-      <w:r>
-        <w:rPr>
-          <w:rFonts w:eastAsia="Cambria" w:cs="Cambria"/>
-          <w:b w:val="false"/>
-          <w:bCs w:val="false"/>
-          <w:i w:val="false"/>
-          <w:iCs w:val="false"/>
-          <w:caps w:val="false"/>
-          <w:smallCaps w:val="false"/>
-          <w:strike w:val="false"/>
-          <w:dstrike w:val="false"/>
-          <w:color w:val="000000"/>
-          <w:position w:val="0"/>
-          <w:sz w:val="22"/>
-          <w:szCs w:val="22"/>
-          <w:u w:val="none"/>
-          <w:shd w:fill="auto" w:val="clear"/>
-          <w:vertAlign w:val="baseline"/>
-        </w:rPr>
-        <w:t>d</w:t>
-      </w:r>
-      <w:r>
-        <w:rPr>
-          <w:rFonts w:eastAsia="Cambria" w:cs="Cambria"/>
-          <w:b w:val="false"/>
-          <w:bCs w:val="false"/>
-          <w:i w:val="false"/>
-          <w:iCs w:val="false"/>
-          <w:caps w:val="false"/>
-          <w:smallCaps w:val="false"/>
-          <w:strike w:val="false"/>
-          <w:dstrike w:val="false"/>
-          <w:color w:val="000000"/>
-          <w:position w:val="0"/>
-          <w:sz w:val="22"/>
-          <w:szCs w:val="22"/>
-          <w:u w:val="none"/>
-          <w:shd w:fill="auto" w:val="clear"/>
-          <w:vertAlign w:val="baseline"/>
-        </w:rPr>
-        <w:t>a</w:t>
-      </w:r>
-      <w:r>
-        <w:rPr>
-          <w:rFonts w:eastAsia="Cambria" w:cs="Cambria"/>
-          <w:b w:val="false"/>
-          <w:bCs w:val="false"/>
-          <w:i w:val="false"/>
-          <w:iCs w:val="false"/>
-          <w:caps w:val="false"/>
-          <w:smallCaps w:val="false"/>
-          <w:strike w:val="false"/>
-          <w:dstrike w:val="false"/>
-          <w:color w:val="000000"/>
-          <w:position w:val="0"/>
-          <w:sz w:val="22"/>
-          <w:szCs w:val="22"/>
-          <w:u w:val="none"/>
-          <w:shd w:fill="auto" w:val="clear"/>
-          <w:vertAlign w:val="baseline"/>
-        </w:rPr>
-        <w:t>d</w:t>
-      </w:r>
-      <w:r>
-        <w:rPr>
-          <w:rFonts w:eastAsia="Cambria" w:cs="Cambria"/>
-          <w:b w:val="false"/>
-          <w:bCs w:val="false"/>
-          <w:i w:val="false"/>
-          <w:iCs w:val="false"/>
-          <w:caps w:val="false"/>
-          <w:smallCaps w:val="false"/>
-          <w:strike w:val="false"/>
-          <w:dstrike w:val="false"/>
-          <w:color w:val="000000"/>
-          <w:position w:val="0"/>
-          <w:sz w:val="22"/>
-          <w:szCs w:val="22"/>
-          <w:u w:val="none"/>
-          <w:shd w:fill="auto" w:val="clear"/>
-          <w:vertAlign w:val="baseline"/>
-        </w:rPr>
-        <w:t>I</w:t>
-      </w:r>
-      <w:r>
-        <w:rPr>
-          <w:rFonts w:eastAsia="Cambria" w:cs="Cambria"/>
-          <w:b w:val="false"/>
-          <w:bCs w:val="false"/>
-          <w:i w:val="false"/>
-          <w:iCs w:val="false"/>
-          <w:caps w:val="false"/>
-          <w:smallCaps w:val="false"/>
-          <w:strike w:val="false"/>
-          <w:dstrike w:val="false"/>
-          <w:color w:val="000000"/>
-          <w:position w:val="0"/>
-          <w:sz w:val="22"/>
-          <w:szCs w:val="22"/>
-          <w:u w:val="none"/>
-          <w:shd w:fill="auto" w:val="clear"/>
-          <w:vertAlign w:val="baseline"/>
-        </w:rPr>
-        <w:t>n</w:t>
-      </w:r>
-      <w:r>
-        <w:rPr>
-          <w:rFonts w:eastAsia="Cambria" w:cs="Cambria"/>
-          <w:b w:val="false"/>
-          <w:bCs w:val="false"/>
-          <w:i w:val="false"/>
-          <w:iCs w:val="false"/>
-          <w:caps w:val="false"/>
-          <w:smallCaps w:val="false"/>
-          <w:strike w:val="false"/>
-          <w:dstrike w:val="false"/>
-          <w:color w:val="000000"/>
-          <w:position w:val="0"/>
-          <w:sz w:val="22"/>
-          <w:szCs w:val="22"/>
-          <w:u w:val="none"/>
-          <w:shd w:fill="auto" w:val="clear"/>
-          <w:vertAlign w:val="baseline"/>
-        </w:rPr>
-        <w:t>v</w:t>
-      </w:r>
-      <w:r>
-        <w:rPr>
-          <w:rFonts w:eastAsia="Cambria" w:cs="Cambria"/>
-          <w:b w:val="false"/>
-          <w:bCs w:val="false"/>
-          <w:i w:val="false"/>
-          <w:iCs w:val="false"/>
-          <w:caps w:val="false"/>
-          <w:smallCaps w:val="false"/>
-          <w:strike w:val="false"/>
-          <w:dstrike w:val="false"/>
-          <w:color w:val="000000"/>
-          <w:position w:val="0"/>
-          <w:sz w:val="22"/>
-          <w:szCs w:val="22"/>
-          <w:u w:val="none"/>
-          <w:shd w:fill="auto" w:val="clear"/>
-          <w:vertAlign w:val="baseline"/>
-        </w:rPr>
-        <w:t>e</w:t>
-      </w:r>
-      <w:r>
-        <w:rPr>
-          <w:rFonts w:eastAsia="Cambria" w:cs="Cambria"/>
-          <w:b w:val="false"/>
-          <w:bCs w:val="false"/>
-          <w:i w:val="false"/>
-          <w:iCs w:val="false"/>
-          <w:caps w:val="false"/>
-          <w:smallCaps w:val="false"/>
-          <w:strike w:val="false"/>
-          <w:dstrike w:val="false"/>
-          <w:color w:val="000000"/>
-          <w:position w:val="0"/>
-          <w:sz w:val="22"/>
-          <w:szCs w:val="22"/>
-          <w:u w:val="none"/>
-          <w:shd w:fill="auto" w:val="clear"/>
-          <w:vertAlign w:val="baseline"/>
-        </w:rPr>
-        <w:t>r</w:t>
-      </w:r>
-      <w:r>
-        <w:rPr>
-          <w:rFonts w:eastAsia="Cambria" w:cs="Cambria"/>
-          <w:b w:val="false"/>
-          <w:bCs w:val="false"/>
-          <w:i w:val="false"/>
-          <w:iCs w:val="false"/>
-          <w:caps w:val="false"/>
-          <w:smallCaps w:val="false"/>
-          <w:strike w:val="false"/>
-          <w:dstrike w:val="false"/>
-          <w:color w:val="000000"/>
-          <w:position w:val="0"/>
-          <w:sz w:val="22"/>
-          <w:szCs w:val="22"/>
-          <w:u w:val="none"/>
-          <w:shd w:fill="auto" w:val="clear"/>
-          <w:vertAlign w:val="baseline"/>
-        </w:rPr>
-        <w:t>s</w:t>
-      </w:r>
-      <w:r>
-        <w:rPr>
-          <w:rFonts w:eastAsia="Cambria" w:cs="Cambria"/>
-          <w:b w:val="false"/>
-          <w:bCs w:val="false"/>
-          <w:i w:val="false"/>
-          <w:iCs w:val="false"/>
-          <w:caps w:val="false"/>
-          <w:smallCaps w:val="false"/>
-          <w:strike w:val="false"/>
-          <w:dstrike w:val="false"/>
-          <w:color w:val="000000"/>
-          <w:position w:val="0"/>
-          <w:sz w:val="22"/>
-          <w:szCs w:val="22"/>
-          <w:u w:val="none"/>
-          <w:shd w:fill="auto" w:val="clear"/>
-          <w:vertAlign w:val="baseline"/>
-        </w:rPr>
-        <w:t>i</w:t>
-      </w:r>
-      <w:r>
-        <w:rPr>
-          <w:rFonts w:eastAsia="Cambria" w:cs="Cambria"/>
-          <w:b w:val="false"/>
-          <w:bCs w:val="false"/>
-          <w:i w:val="false"/>
-          <w:iCs w:val="false"/>
-          <w:caps w:val="false"/>
-          <w:smallCaps w:val="false"/>
-          <w:strike w:val="false"/>
-          <w:dstrike w:val="false"/>
-          <w:color w:val="000000"/>
-          <w:position w:val="0"/>
-          <w:sz w:val="22"/>
-          <w:szCs w:val="22"/>
-          <w:u w:val="none"/>
-          <w:shd w:fill="auto" w:val="clear"/>
-          <w:vertAlign w:val="baseline"/>
-        </w:rPr>
-        <w:t>o</w:t>
-      </w:r>
-      <w:r>
-        <w:rPr>
-          <w:rFonts w:eastAsia="Cambria" w:cs="Cambria"/>
-          <w:b w:val="false"/>
-          <w:bCs w:val="false"/>
-          <w:i w:val="false"/>
-          <w:iCs w:val="false"/>
-          <w:caps w:val="false"/>
-          <w:smallCaps w:val="false"/>
-          <w:strike w:val="false"/>
-          <w:dstrike w:val="false"/>
-          <w:color w:val="000000"/>
-          <w:position w:val="0"/>
-          <w:sz w:val="22"/>
-          <w:szCs w:val="22"/>
-          <w:u w:val="none"/>
-          <w:shd w:fill="auto" w:val="clear"/>
-          <w:vertAlign w:val="baseline"/>
-        </w:rPr>
-        <w:t>n</w:t>
-      </w:r>
-      <w:r>
-        <w:rPr>
-          <w:rFonts w:eastAsia="Cambria" w:cs="Cambria"/>
-          <w:b w:val="false"/>
-          <w:bCs w:val="false"/>
-          <w:i w:val="false"/>
-          <w:iCs w:val="false"/>
-          <w:caps w:val="false"/>
-          <w:smallCaps w:val="false"/>
-          <w:strike w:val="false"/>
-          <w:dstrike w:val="false"/>
-          <w:color w:val="000000"/>
-          <w:position w:val="0"/>
-          <w:sz w:val="22"/>
-          <w:szCs w:val="22"/>
-          <w:u w:val="none"/>
-          <w:shd w:fill="auto" w:val="clear"/>
-          <w:vertAlign w:val="baseline"/>
-        </w:rPr>
-        <w:t>i</w:t>
-      </w:r>
-      <w:r>
-        <w:rPr>
-          <w:rFonts w:eastAsia="Cambria" w:cs="Cambria"/>
-          <w:b w:val="false"/>
-          <w:bCs w:val="false"/>
-          <w:i w:val="false"/>
-          <w:iCs w:val="false"/>
-          <w:caps w:val="false"/>
-          <w:smallCaps w:val="false"/>
-          <w:strike w:val="false"/>
-          <w:dstrike w:val="false"/>
-          <w:color w:val="000000"/>
-          <w:position w:val="0"/>
-          <w:sz w:val="22"/>
-          <w:szCs w:val="22"/>
-          <w:u w:val="none"/>
-          <w:shd w:fill="auto" w:val="clear"/>
-          <w:vertAlign w:val="baseline"/>
-        </w:rPr>
-        <w:t>s</w:t>
-      </w:r>
-      <w:r>
-        <w:rPr>
-          <w:rFonts w:eastAsia="Cambria" w:cs="Cambria"/>
-          <w:b w:val="false"/>
-          <w:bCs w:val="false"/>
-          <w:i w:val="false"/>
-          <w:iCs w:val="false"/>
-          <w:caps w:val="false"/>
-          <w:smallCaps w:val="false"/>
-          <w:strike w:val="false"/>
-          <w:dstrike w:val="false"/>
-          <w:color w:val="000000"/>
-          <w:position w:val="0"/>
-          <w:sz w:val="22"/>
-          <w:szCs w:val="22"/>
-          <w:u w:val="none"/>
-          <w:shd w:fill="auto" w:val="clear"/>
-          <w:vertAlign w:val="baseline"/>
-        </w:rPr>
-        <w:t>t</w:t>
-      </w:r>
-      <w:r>
-        <w:rPr>
-          <w:rFonts w:eastAsia="Cambria" w:cs="Cambria"/>
-          <w:b w:val="false"/>
-          <w:bCs w:val="false"/>
-          <w:i w:val="false"/>
-          <w:iCs w:val="false"/>
-          <w:caps w:val="false"/>
-          <w:smallCaps w:val="false"/>
-          <w:strike w:val="false"/>
-          <w:dstrike w:val="false"/>
-          <w:color w:val="000000"/>
-          <w:position w:val="0"/>
-          <w:sz w:val="22"/>
-          <w:szCs w:val="22"/>
-          <w:u w:val="none"/>
-          <w:shd w:fill="auto" w:val="clear"/>
-          <w:vertAlign w:val="baseline"/>
-        </w:rPr>
-        <w:t>a</w:t>
-      </w:r>
-      <w:r>
-        <w:rPr>
-          <w:rFonts w:eastAsia="Cambria" w:cs="Cambria"/>
-          <w:b w:val="false"/>
-          <w:bCs w:val="false"/>
-          <w:i w:val="false"/>
-          <w:iCs w:val="false"/>
-          <w:caps w:val="false"/>
-          <w:smallCaps w:val="false"/>
-          <w:strike w:val="false"/>
-          <w:dstrike w:val="false"/>
-          <w:color w:val="000000"/>
-          <w:position w:val="0"/>
-          <w:sz w:val="22"/>
-          <w:szCs w:val="22"/>
-          <w:u w:val="none"/>
-          <w:shd w:fill="auto" w:val="clear"/>
-          <w:vertAlign w:val="baseline"/>
-        </w:rPr>
-        <w:t xml:space="preserve">} </w:t>
-      </w:r>
-      <w:r>
-        <w:rPr>
-          <w:rFonts w:eastAsia="Cambria" w:cs="Cambria"/>
-          <w:b w:val="false"/>
-          <w:bCs w:val="false"/>
-          <w:i w:val="false"/>
-          <w:iCs w:val="false"/>
-          <w:caps w:val="false"/>
-          <w:smallCaps w:val="false"/>
-          <w:strike w:val="false"/>
-          <w:dstrike w:val="false"/>
-          <w:color w:val="000000"/>
-          <w:position w:val="0"/>
-          <w:sz w:val="22"/>
-          <w:szCs w:val="22"/>
-          <w:u w:val="none"/>
-          <w:shd w:fill="auto" w:val="clear"/>
-          <w:vertAlign w:val="baseline"/>
-        </w:rPr>
-        <w:t>y</w:t>
-      </w:r>
-      <w:r>
-        <w:rPr>
-          <w:rFonts w:eastAsia="Cambria" w:cs="Cambria"/>
-          <w:b w:val="false"/>
-          <w:bCs w:val="false"/>
-          <w:i w:val="false"/>
-          <w:iCs w:val="false"/>
-          <w:caps w:val="false"/>
-          <w:smallCaps w:val="false"/>
-          <w:strike w:val="false"/>
-          <w:dstrike w:val="false"/>
-          <w:color w:val="000000"/>
-          <w:position w:val="0"/>
-          <w:sz w:val="22"/>
-          <w:szCs w:val="22"/>
-          <w:u w:val="none"/>
-          <w:shd w:fill="auto" w:val="clear"/>
-          <w:vertAlign w:val="baseline"/>
-        </w:rPr>
-        <w:t xml:space="preserve"> en mi calidad de Inversionista conforme al Acuerdo Privado de Inversión suscrito con fecha</w:t>
+          <w:b/>
+          <w:bCs/>
+          <w:i w:val="false"/>
+          <w:iCs w:val="false"/>
+          <w:caps w:val="false"/>
+          <w:smallCaps w:val="false"/>
+          <w:strike w:val="false"/>
+          <w:dstrike w:val="false"/>
+          <w:color w:val="000000"/>
+          <w:position w:val="0"/>
+          <w:sz w:val="22"/>
+          <w:szCs w:val="22"/>
+          <w:u w:val="none"/>
+          <w:shd w:fill="auto" w:val="clear"/>
+          <w:vertAlign w:val="baseline"/>
+        </w:rPr>
+        <w:t>{nombreSociedadInversionista}</w:t>
+      </w:r>
+      <w:r>
+        <w:rPr>
+          <w:rFonts w:eastAsia="Cambria" w:cs="Cambria"/>
+          <w:b w:val="false"/>
+          <w:bCs w:val="false"/>
+          <w:i w:val="false"/>
+          <w:iCs w:val="false"/>
+          <w:caps w:val="false"/>
+          <w:smallCaps w:val="false"/>
+          <w:strike w:val="false"/>
+          <w:dstrike w:val="false"/>
+          <w:color w:val="000000"/>
+          <w:position w:val="0"/>
+          <w:sz w:val="22"/>
+          <w:szCs w:val="22"/>
+          <w:u w:val="none"/>
+          <w:shd w:fill="auto" w:val="clear"/>
+          <w:vertAlign w:val="baseline"/>
+        </w:rPr>
+        <w:t xml:space="preserve"> y en mi calidad de Inversionista conforme al Acuerdo Privado de Inversión suscrito con fecha</w:t>
       </w:r>
       <w:sdt>
         <w:sdtPr>
@@ -3240,8 +2631,8 @@
       <w:lang w:val="es-ES"/>
     </w:rPr>
   </w:style>
-  <w:style w:type="character" w:styleId="Bolosuser">
-    <w:name w:val="Bolos (user)"/>
+  <w:style w:type="character" w:styleId="Bolos">
+    <w:name w:val="Bolos"/>
     <w:qFormat/>
     <w:rPr>
       <w:rFonts w:ascii="OpenSymbol" w:hAnsi="OpenSymbol" w:eastAsia="OpenSymbol" w:cs="OpenSymbol"/>
@@ -3383,15 +2774,15 @@
     </w:pPr>
     <w:rPr/>
   </w:style>
-  <w:style w:type="paragraph" w:styleId="Cabeceraypieuser">
-    <w:name w:val="Cabecera y pie (user)"/>
+  <w:style w:type="paragraph" w:styleId="Cabeceraypie">
+    <w:name w:val="Cabecera y pie"/>
     <w:basedOn w:val="Normal"/>
     <w:qFormat/>
     <w:pPr/>
     <w:rPr/>
   </w:style>
-  <w:style w:type="paragraph" w:styleId="Cabeceraypie">
-    <w:name w:val="Cabecera y pie"/>
+  <w:style w:type="paragraph" w:styleId="Cabeceraypieuser">
+    <w:name w:val="Cabecera y pie (user)"/>
     <w:basedOn w:val="Normal"/>
     <w:qFormat/>
     <w:pPr/>
@@ -3449,8 +2840,8 @@
       <w:szCs w:val="48"/>
     </w:rPr>
   </w:style>
-  <w:style w:type="numbering" w:styleId="Ningunalistauser" w:default="1">
-    <w:name w:val="Ninguna lista (user)"/>
+  <w:style w:type="numbering" w:styleId="Ningunalista" w:default="1">
+    <w:name w:val="Ninguna lista"/>
     <w:uiPriority w:val="99"/>
     <w:semiHidden/>
     <w:unhideWhenUsed/>
